--- a/makemore_project_report.docx
+++ b/makemore_project_report.docx
@@ -1,6 +1,6 @@
 
 <file path=word/document.xml><?xml version="1.0" encoding="utf-8"?>
-<w:document xmlns:wpc="http://schemas.microsoft.com/office/word/2010/wordprocessingCanvas" xmlns:cx="http://schemas.microsoft.com/office/drawing/2014/chartex" xmlns:cx1="http://schemas.microsoft.com/office/drawing/2015/9/8/chartex" xmlns:cx2="http://schemas.microsoft.com/office/drawing/2015/10/21/chartex" xmlns:cx3="http://schemas.microsoft.com/office/drawing/2016/5/9/chartex" xmlns:cx4="http://schemas.microsoft.com/office/drawing/2016/5/10/chartex" xmlns:cx5="http://schemas.microsoft.com/office/drawing/2016/5/11/chartex" xmlns:cx6="http://schemas.microsoft.com/office/drawing/2016/5/12/chartex" xmlns:cx7="http://schemas.microsoft.com/office/drawing/2016/5/13/chartex" xmlns:cx8="http://schemas.microsoft.com/office/drawing/2016/5/14/chartex" xmlns:mc="http://schemas.openxmlformats.org/markup-compatibility/2006" xmlns:aink="http://schemas.microsoft.com/office/drawing/2016/ink" xmlns:am3d="http://schemas.microsoft.com/office/drawing/2017/model3d" xmlns:o="urn:schemas-microsoft-com:office:office" xmlns:oel="http://schemas.microsoft.com/office/2019/extlst" xmlns:r="http://schemas.openxmlformats.org/officeDocument/2006/relationships" xmlns:m="http://schemas.openxmlformats.org/officeDocument/2006/math" xmlns:v="urn:schemas-microsoft-com:vml" xmlns:wp14="http://schemas.microsoft.com/office/word/2010/wordprocessingDrawing" xmlns:wp="http://schemas.openxmlformats.org/drawingml/2006/wordprocessingDrawing" xmlns:w10="urn:schemas-microsoft-com:office:word" xmlns:w="http://schemas.openxmlformats.org/wordprocessingml/2006/main" xmlns:w14="http://schemas.microsoft.com/office/word/2010/wordml" xmlns:w15="http://schemas.microsoft.com/office/word/2012/wordml" xmlns:w16cex="http://schemas.microsoft.com/office/word/2018/wordml/cex" xmlns:w16cid="http://schemas.microsoft.com/office/word/2016/wordml/cid" xmlns:w16="http://schemas.microsoft.com/office/word/2018/wordml" xmlns:w16du="http://schemas.microsoft.com/office/word/2023/wordml/word16du" xmlns:w16sdtdh="http://schemas.microsoft.com/office/word/2020/wordml/sdtdatahash" xmlns:w16sdtfl="http://schemas.microsoft.com/office/word/2024/wordml/sdtformatlock" xmlns:w16se="http://schemas.microsoft.com/office/word/2015/wordml/symex" xmlns:wpg="http://schemas.microsoft.com/office/word/2010/wordprocessingGroup" xmlns:wpi="http://schemas.microsoft.com/office/word/2010/wordprocessingInk" xmlns:wne="http://schemas.microsoft.com/office/word/2006/wordml" xmlns:wps="http://schemas.microsoft.com/office/word/2010/wordprocessingShape" mc:Ignorable="w14 w15 w16se w16cid w16 w16cex w16sdtdh w16sdtfl w16du wp14">
+<w:document xmlns:wpc="http://schemas.microsoft.com/office/word/2010/wordprocessingCanvas" xmlns:cx="http://schemas.microsoft.com/office/drawing/2014/chartex" xmlns:cx1="http://schemas.microsoft.com/office/drawing/2015/9/8/chartex" xmlns:cx2="http://schemas.microsoft.com/office/drawing/2015/10/21/chartex" xmlns:cx3="http://schemas.microsoft.com/office/drawing/2016/5/9/chartex" xmlns:cx4="http://schemas.microsoft.com/office/drawing/2016/5/10/chartex" xmlns:cx5="http://schemas.microsoft.com/office/drawing/2016/5/11/chartex" xmlns:cx6="http://schemas.microsoft.com/office/drawing/2016/5/12/chartex" xmlns:cx7="http://schemas.microsoft.com/office/drawing/2016/5/13/chartex" xmlns:cx8="http://schemas.microsoft.com/office/drawing/2016/5/14/chartex" xmlns:mc="http://schemas.openxmlformats.org/markup-compatibility/2006" xmlns:aink="http://schemas.microsoft.com/office/drawing/2016/ink" xmlns:am3d="http://schemas.microsoft.com/office/drawing/2017/model3d" xmlns:o="urn:schemas-microsoft-com:office:office" xmlns:r="http://schemas.openxmlformats.org/officeDocument/2006/relationships" xmlns:m="http://schemas.openxmlformats.org/officeDocument/2006/math" xmlns:v="urn:schemas-microsoft-com:vml" xmlns:wp14="http://schemas.microsoft.com/office/word/2010/wordprocessingDrawing" xmlns:wp="http://schemas.openxmlformats.org/drawingml/2006/wordprocessingDrawing" xmlns:w10="urn:schemas-microsoft-com:office:word" xmlns:w="http://schemas.openxmlformats.org/wordprocessingml/2006/main" xmlns:w14="http://schemas.microsoft.com/office/word/2010/wordml" xmlns:w15="http://schemas.microsoft.com/office/word/2012/wordml" xmlns:w16cex="http://schemas.microsoft.com/office/word/2018/wordml/cex" xmlns:w16cid="http://schemas.microsoft.com/office/word/2016/wordml/cid" xmlns:w16="http://schemas.microsoft.com/office/word/2018/wordml" xmlns:w16sdtdh="http://schemas.microsoft.com/office/word/2020/wordml/sdtdatahash" xmlns:w16se="http://schemas.microsoft.com/office/word/2015/wordml/symex" xmlns:wpg="http://schemas.microsoft.com/office/word/2010/wordprocessingGroup" xmlns:wpi="http://schemas.microsoft.com/office/word/2010/wordprocessingInk" xmlns:wne="http://schemas.microsoft.com/office/word/2006/wordml" xmlns:wps="http://schemas.microsoft.com/office/word/2010/wordprocessingShape" mc:Ignorable="w14 w15 w16se w16cid w16 w16cex w16sdtdh wp14">
   <w:body>
     <w:p>
       <w:pPr>
@@ -83,7 +83,21 @@
         <w:rPr>
           <w:color w:val="6B6B89"/>
         </w:rPr>
-        <w:t xml:space="preserve">Inspired by Andrej Karpathy's </w:t>
+        <w:t xml:space="preserve">Inspired by Andrej </w:t>
+      </w:r>
+      <w:proofErr w:type="spellStart"/>
+      <w:r>
+        <w:rPr>
+          <w:color w:val="6B6B89"/>
+        </w:rPr>
+        <w:t>Karpathy's</w:t>
+      </w:r>
+      <w:proofErr w:type="spellEnd"/>
+      <w:r>
+        <w:rPr>
+          <w:color w:val="6B6B89"/>
+        </w:rPr>
+        <w:t xml:space="preserve"> </w:t>
       </w:r>
       <w:proofErr w:type="spellStart"/>
       <w:r>
@@ -353,14 +367,18 @@
               <w:jc w:val="left"/>
               <w:rPr>
                 <w:sz w:val="19"/>
+                <w:szCs w:val="19"/>
+                <w:lang w:val="fr-FR"/>
               </w:rPr>
             </w:pPr>
             <w:r>
               <w:rPr>
                 <w:color w:val="1A1A2D"/>
                 <w:sz w:val="19"/>
-              </w:rPr>
-              <w:t>Sathwika – Mili - Nafis</w:t>
+                <w:szCs w:val="19"/>
+                <w:lang w:val="fr-FR"/>
+              </w:rPr>
+              <w:t>Sathwika (c0958444) – Mili (c0959067) – Nafis (c0959671)</w:t>
             </w:r>
           </w:p>
         </w:tc>
@@ -413,35 +431,17 @@
               <w:spacing w:before="86"/>
               <w:ind w:left="241"/>
               <w:jc w:val="left"/>
-              <w:rPr>
-                <w:sz w:val="19"/>
-              </w:rPr>
             </w:pPr>
-            <w:r>
-              <w:rPr>
-                <w:color w:val="1A1A2D"/>
-                <w:sz w:val="19"/>
-              </w:rPr>
-              <w:t>github.com/your-</w:t>
-            </w:r>
-            <w:r>
-              <w:rPr>
-                <w:color w:val="1A1A2D"/>
-                <w:spacing w:val="-2"/>
-                <w:sz w:val="19"/>
-              </w:rPr>
-              <w:t>username/</w:t>
-            </w:r>
-            <w:proofErr w:type="spellStart"/>
-            <w:r>
-              <w:rPr>
-                <w:color w:val="1A1A2D"/>
-                <w:spacing w:val="-2"/>
-                <w:sz w:val="19"/>
-              </w:rPr>
-              <w:t>makemore</w:t>
-            </w:r>
-            <w:proofErr w:type="spellEnd"/>
+            <w:hyperlink r:id="rId5">
+              <w:r>
+                <w:rPr>
+                  <w:rStyle w:val="Hyperlink"/>
+                  <w:sz w:val="19"/>
+                  <w:szCs w:val="19"/>
+                </w:rPr>
+                <w:t>Makemore</w:t>
+              </w:r>
+            </w:hyperlink>
           </w:p>
         </w:tc>
       </w:tr>
@@ -524,7 +524,7 @@
           </mc:Choice>
           <mc:Fallback>
             <w:pict>
-              <v:shape w14:anchorId="3B36032D" id="Graphic 1" o:spid="_x0000_s1026" style="position:absolute;margin-left:85.2pt;margin-top:16.25pt;width:441.6pt;height:.1pt;z-index:-15728640;visibility:visible;mso-wrap-style:square;mso-wrap-distance-left:0;mso-wrap-distance-top:0;mso-wrap-distance-right:0;mso-wrap-distance-bottom:0;mso-position-horizontal:absolute;mso-position-horizontal-relative:page;mso-position-vertical:absolute;mso-position-vertical-relative:text;v-text-anchor:top" coordsize="5608320,1270" o:gfxdata="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" path="m,l5608320,e" filled="f" strokecolor="#ccd" strokeweight=".5pt">
+              <v:shape w14:anchorId="5CF5BABC" id="Graphic 1" o:spid="_x0000_s1026" style="position:absolute;margin-left:85.2pt;margin-top:16.25pt;width:441.6pt;height:.1pt;z-index:-15728640;visibility:visible;mso-wrap-style:square;mso-wrap-distance-left:0;mso-wrap-distance-top:0;mso-wrap-distance-right:0;mso-wrap-distance-bottom:0;mso-position-horizontal:absolute;mso-position-horizontal-relative:page;mso-position-vertical:absolute;mso-position-vertical-relative:text;v-text-anchor:top" coordsize="5608320,1270" o:gfxdata="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" path="m,l5608320,e" filled="f" strokecolor="#ccd" strokeweight=".5pt">
                 <v:path arrowok="t"/>
                 <w10:wrap type="topAndBottom" anchorx="page"/>
               </v:shape>
@@ -594,7 +594,21 @@
         <w:rPr>
           <w:color w:val="1A1A2D"/>
         </w:rPr>
-        <w:t xml:space="preserve">This report documents our group's full reimplementation of Andrej Karpathy's </w:t>
+        <w:t xml:space="preserve">This report documents our group's full reimplementation of Andrej </w:t>
+      </w:r>
+      <w:proofErr w:type="spellStart"/>
+      <w:r>
+        <w:rPr>
+          <w:color w:val="1A1A2D"/>
+        </w:rPr>
+        <w:t>Karpathy's</w:t>
+      </w:r>
+      <w:proofErr w:type="spellEnd"/>
+      <w:r>
+        <w:rPr>
+          <w:color w:val="1A1A2D"/>
+        </w:rPr>
+        <w:t xml:space="preserve"> </w:t>
       </w:r>
       <w:proofErr w:type="spellStart"/>
       <w:r>
@@ -1180,21 +1194,7 @@
         <w:rPr>
           <w:color w:val="1A1A2D"/>
         </w:rPr>
-        <w:t xml:space="preserve">. Second, we replicated this </w:t>
-      </w:r>
-      <w:proofErr w:type="gramStart"/>
-      <w:r>
-        <w:rPr>
-          <w:color w:val="1A1A2D"/>
-        </w:rPr>
-        <w:t>statistically-learned</w:t>
-      </w:r>
-      <w:proofErr w:type="gramEnd"/>
-      <w:r>
-        <w:rPr>
-          <w:color w:val="1A1A2D"/>
-        </w:rPr>
-        <w:t xml:space="preserve"> distribution using a single weight matrix </w:t>
+        <w:t xml:space="preserve">. Second, we replicated this statistically-learned distribution using a single weight matrix </w:t>
       </w:r>
       <w:r>
         <w:rPr>
@@ -1285,26 +1285,6 @@
           <w:color w:val="1A1A2D"/>
         </w:rPr>
         <w:t>, forward/backward pass from scratch.</w:t>
-      </w:r>
-    </w:p>
-    <w:p>
-      <w:pPr>
-        <w:pStyle w:val="Heading2"/>
-        <w:spacing w:before="203"/>
-        <w:jc w:val="both"/>
-      </w:pPr>
-      <w:r>
-        <w:rPr>
-          <w:color w:val="494D9A"/>
-        </w:rPr>
-        <w:t xml:space="preserve">Part 2 — MLP Language Model (Bengio et al., </w:t>
-      </w:r>
-      <w:r>
-        <w:rPr>
-          <w:color w:val="494D9A"/>
-          <w:spacing w:val="-2"/>
-        </w:rPr>
-        <w:t>2003)</w:t>
       </w:r>
     </w:p>
     <w:p>
@@ -1321,6 +1301,45 @@
     </w:p>
     <w:p>
       <w:pPr>
+        <w:pStyle w:val="Heading2"/>
+        <w:spacing w:before="203"/>
+        <w:jc w:val="both"/>
+        <w:rPr>
+          <w:color w:val="494D9A"/>
+          <w:spacing w:val="-2"/>
+        </w:rPr>
+      </w:pPr>
+      <w:r>
+        <w:rPr>
+          <w:color w:val="494D9A"/>
+        </w:rPr>
+        <w:lastRenderedPageBreak/>
+        <w:t>Part 2 — MLP Language Model (</w:t>
+      </w:r>
+      <w:proofErr w:type="spellStart"/>
+      <w:r>
+        <w:rPr>
+          <w:color w:val="494D9A"/>
+        </w:rPr>
+        <w:t>Bengio</w:t>
+      </w:r>
+      <w:proofErr w:type="spellEnd"/>
+      <w:r>
+        <w:rPr>
+          <w:color w:val="494D9A"/>
+        </w:rPr>
+        <w:t xml:space="preserve"> et al., </w:t>
+      </w:r>
+      <w:r>
+        <w:rPr>
+          <w:color w:val="494D9A"/>
+          <w:spacing w:val="-2"/>
+        </w:rPr>
+        <w:t>2003)</w:t>
+      </w:r>
+    </w:p>
+    <w:p>
+      <w:pPr>
         <w:pStyle w:val="BodyText"/>
         <w:spacing w:before="72" w:line="309" w:lineRule="auto"/>
         <w:ind w:right="262"/>
@@ -1329,7 +1348,6 @@
         <w:rPr>
           <w:color w:val="1A1A2D"/>
         </w:rPr>
-        <w:lastRenderedPageBreak/>
         <w:t>We extended the bigram model to an MLP with a 3-character context window, following the architecture</w:t>
       </w:r>
       <w:r>
@@ -1744,21 +1762,7 @@
         <w:rPr>
           <w:color w:val="1A1A2D"/>
         </w:rPr>
-        <w:t xml:space="preserve">0.01 after 100k steps). The dataset was split </w:t>
-      </w:r>
-      <w:proofErr w:type="gramStart"/>
-      <w:r>
-        <w:rPr>
-          <w:color w:val="1A1A2D"/>
-        </w:rPr>
-        <w:t>80/10</w:t>
-      </w:r>
-      <w:proofErr w:type="gramEnd"/>
-      <w:r>
-        <w:rPr>
-          <w:color w:val="1A1A2D"/>
-        </w:rPr>
-        <w:t>/10 into train, validation, and test sets.</w:t>
+        <w:t>0.01 after 100k steps). The dataset was split 80/10/10 into train, validation, and test sets.</w:t>
       </w:r>
     </w:p>
     <w:p>
@@ -1892,7 +1896,6 @@
         </w:rPr>
         <w:t xml:space="preserve"> </w:t>
       </w:r>
-      <w:proofErr w:type="gramStart"/>
       <w:r>
         <w:rPr>
           <w:color w:val="1A1A2D"/>
@@ -1912,7 +1915,6 @@
         </w:rPr>
         <w:t>Part</w:t>
       </w:r>
-      <w:proofErr w:type="gramEnd"/>
       <w:r>
         <w:rPr>
           <w:color w:val="1A1A2D"/>
@@ -2019,7 +2021,6 @@
         <w:t xml:space="preserve"> with default </w:t>
       </w:r>
       <w:proofErr w:type="spellStart"/>
-      <w:proofErr w:type="gramStart"/>
       <w:r>
         <w:rPr>
           <w:color w:val="1A1A2D"/>
@@ -2027,7 +2028,6 @@
         <w:t>torch.randn</w:t>
       </w:r>
       <w:proofErr w:type="spellEnd"/>
-      <w:proofErr w:type="gramEnd"/>
       <w:r>
         <w:rPr>
           <w:color w:val="1A1A2D"/>
@@ -2046,21 +2046,7 @@
         <w:rPr>
           <w:color w:val="1A1A2D"/>
         </w:rPr>
-        <w:t xml:space="preserve"> outputs and an initial loss of ~27 instead of the theoretical ~3.3 (= -</w:t>
-      </w:r>
-      <w:proofErr w:type="gramStart"/>
-      <w:r>
-        <w:rPr>
-          <w:color w:val="1A1A2D"/>
-        </w:rPr>
-        <w:t>log(</w:t>
-      </w:r>
-      <w:proofErr w:type="gramEnd"/>
-      <w:r>
-        <w:rPr>
-          <w:color w:val="1A1A2D"/>
-        </w:rPr>
-        <w:t xml:space="preserve">1/27)). Scaling </w:t>
+        <w:t xml:space="preserve"> outputs and an initial loss of ~27 instead of the theoretical ~3.3 (= -log(1/27)). Scaling </w:t>
       </w:r>
       <w:r>
         <w:rPr>
@@ -2282,13 +2268,27 @@
         <w:rPr>
           <w:color w:val="1A1A2D"/>
         </w:rPr>
-        <w:t xml:space="preserve">to large pre-activations; applying Kaiming </w:t>
+        <w:t xml:space="preserve">to large pre-activations; applying </w:t>
       </w:r>
       <w:proofErr w:type="spellStart"/>
       <w:r>
         <w:rPr>
           <w:color w:val="1A1A2D"/>
         </w:rPr>
+        <w:t>Kaiming</w:t>
+      </w:r>
+      <w:proofErr w:type="spellEnd"/>
+      <w:r>
+        <w:rPr>
+          <w:color w:val="1A1A2D"/>
+        </w:rPr>
+        <w:t xml:space="preserve"> </w:t>
+      </w:r>
+      <w:proofErr w:type="spellStart"/>
+      <w:r>
+        <w:rPr>
+          <w:color w:val="1A1A2D"/>
+        </w:rPr>
         <w:t>initialisation</w:t>
       </w:r>
       <w:proofErr w:type="spellEnd"/>
@@ -2508,7 +2508,6 @@
         <w:t xml:space="preserve"> </w:t>
       </w:r>
       <w:proofErr w:type="spellStart"/>
-      <w:proofErr w:type="gramStart"/>
       <w:r>
         <w:rPr>
           <w:color w:val="1A1A2D"/>
@@ -2516,7 +2515,6 @@
         <w:t>nn.Module</w:t>
       </w:r>
       <w:proofErr w:type="spellEnd"/>
-      <w:proofErr w:type="gramEnd"/>
       <w:r>
         <w:rPr>
           <w:color w:val="1A1A2D"/>
@@ -2948,21 +2946,7 @@
         <w:rPr>
           <w:color w:val="1A1A2D"/>
         </w:rPr>
-        <w:t xml:space="preserve">, tanh, and matrix multiplication, then verified against </w:t>
-      </w:r>
-      <w:proofErr w:type="gramStart"/>
-      <w:r>
-        <w:rPr>
-          <w:color w:val="1A1A2D"/>
-        </w:rPr>
-        <w:t>torch's .grad</w:t>
-      </w:r>
-      <w:proofErr w:type="gramEnd"/>
-      <w:r>
-        <w:rPr>
-          <w:color w:val="1A1A2D"/>
-        </w:rPr>
-        <w:t xml:space="preserve"> values. Two </w:t>
+        <w:t xml:space="preserve">, tanh, and matrix multiplication, then verified against torch's .grad values. Two </w:t>
       </w:r>
       <w:proofErr w:type="spellStart"/>
       <w:r>
@@ -3011,28 +2995,14 @@
         <w:rPr>
           <w:color w:val="1A1A2D"/>
         </w:rPr>
-        <w:t>torch.no_</w:t>
-      </w:r>
-      <w:proofErr w:type="gramStart"/>
-      <w:r>
-        <w:rPr>
-          <w:color w:val="1A1A2D"/>
-        </w:rPr>
-        <w:t>grad</w:t>
+        <w:t>torch.no_grad</w:t>
       </w:r>
       <w:proofErr w:type="spellEnd"/>
       <w:r>
         <w:rPr>
           <w:color w:val="1A1A2D"/>
         </w:rPr>
-        <w:t>(</w:t>
-      </w:r>
-      <w:proofErr w:type="gramEnd"/>
-      <w:r>
-        <w:rPr>
-          <w:color w:val="1A1A2D"/>
-        </w:rPr>
-        <w:t>) using only the manual gradients.</w:t>
+        <w:t>() using only the manual gradients.</w:t>
       </w:r>
     </w:p>
     <w:p>
@@ -3245,7 +3215,6 @@
         <w:t xml:space="preserve"> </w:t>
       </w:r>
       <w:proofErr w:type="spellStart"/>
-      <w:proofErr w:type="gramStart"/>
       <w:r>
         <w:rPr>
           <w:color w:val="1A1A2D"/>
@@ -3257,14 +3226,7 @@
         <w:rPr>
           <w:color w:val="1A1A2D"/>
         </w:rPr>
-        <w:t>(</w:t>
-      </w:r>
-      <w:proofErr w:type="gramEnd"/>
-      <w:r>
-        <w:rPr>
-          <w:color w:val="1A1A2D"/>
-        </w:rPr>
-        <w:t>2)</w:t>
+        <w:t>(2)</w:t>
       </w:r>
       <w:r>
         <w:rPr>
@@ -3756,7 +3718,7 @@
         <w:pStyle w:val="Heading2"/>
         <w:numPr>
           <w:ilvl w:val="1"/>
-          <w:numId w:val="2"/>
+          <w:numId w:val="3"/>
         </w:numPr>
         <w:tabs>
           <w:tab w:val="left" w:pos="630"/>
@@ -3965,19 +3927,11 @@
         </w:rPr>
         <w:t></w:t>
       </w:r>
-      <w:proofErr w:type="gramStart"/>
-      <w:r>
-        <w:rPr>
-          <w:color w:val="1A1A2D"/>
-        </w:rPr>
-        <w:t>log(</w:t>
-      </w:r>
-      <w:proofErr w:type="gramEnd"/>
-      <w:r>
-        <w:rPr>
-          <w:color w:val="1A1A2D"/>
-        </w:rPr>
-        <w:t xml:space="preserve">1/27) </w:t>
+      <w:r>
+        <w:rPr>
+          <w:color w:val="1A1A2D"/>
+        </w:rPr>
+        <w:t xml:space="preserve">log(1/27) </w:t>
       </w:r>
       <w:r>
         <w:rPr>
@@ -3999,6 +3953,16 @@
         </w:rPr>
         <w:t>3.296.</w:t>
       </w:r>
+    </w:p>
+    <w:p>
+      <w:pPr>
+        <w:pStyle w:val="BodyText"/>
+        <w:spacing w:line="300" w:lineRule="auto"/>
+        <w:jc w:val="left"/>
+        <w:rPr>
+          <w:color w:val="1A1A2D"/>
+        </w:rPr>
+      </w:pPr>
     </w:p>
     <w:p>
       <w:pPr>
@@ -4008,340 +3972,9 @@
         <w:jc w:val="left"/>
         <w:rPr>
           <w:sz w:val="14"/>
-        </w:rPr>
-      </w:pPr>
-      <w:r>
-        <w:rPr>
-          <w:noProof/>
-          <w:sz w:val="14"/>
-        </w:rPr>
-        <mc:AlternateContent>
-          <mc:Choice Requires="wps">
-            <w:drawing>
-              <wp:anchor distT="0" distB="0" distL="0" distR="0" simplePos="0" relativeHeight="487588352" behindDoc="1" locked="0" layoutInCell="1" allowOverlap="1" wp14:anchorId="70D8D024" wp14:editId="48B5EC83">
-                <wp:simplePos x="0" y="0"/>
-                <wp:positionH relativeFrom="page">
-                  <wp:posOffset>1540763</wp:posOffset>
-                </wp:positionH>
-                <wp:positionV relativeFrom="paragraph">
-                  <wp:posOffset>123263</wp:posOffset>
-                </wp:positionV>
-                <wp:extent cx="4691380" cy="279400"/>
-                <wp:effectExtent l="0" t="0" r="0" b="0"/>
-                <wp:wrapTopAndBottom/>
-                <wp:docPr id="2" name="Textbox 2"/>
-                <wp:cNvGraphicFramePr>
-                  <a:graphicFrameLocks xmlns:a="http://schemas.openxmlformats.org/drawingml/2006/main"/>
-                </wp:cNvGraphicFramePr>
-                <a:graphic xmlns:a="http://schemas.openxmlformats.org/drawingml/2006/main">
-                  <a:graphicData uri="http://schemas.microsoft.com/office/word/2010/wordprocessingShape">
-                    <wps:wsp>
-                      <wps:cNvSpPr txBox="1">
-                        <a:spLocks/>
-                      </wps:cNvSpPr>
-                      <wps:spPr>
-                        <a:xfrm>
-                          <a:off x="0" y="0"/>
-                          <a:ext cx="4691380" cy="279400"/>
-                        </a:xfrm>
-                        <a:prstGeom prst="rect">
-                          <a:avLst/>
-                        </a:prstGeom>
-                        <a:solidFill>
-                          <a:srgbClr val="494D9A"/>
-                        </a:solidFill>
-                        <a:ln w="6350">
-                          <a:solidFill>
-                            <a:srgbClr val="CCCCDD"/>
-                          </a:solidFill>
-                          <a:prstDash val="solid"/>
-                        </a:ln>
-                      </wps:spPr>
-                      <wps:txbx>
-                        <w:txbxContent>
-                          <w:p>
-                            <w:pPr>
-                              <w:tabs>
-                                <w:tab w:val="left" w:pos="4068"/>
-                                <w:tab w:val="left" w:pos="5126"/>
-                                <w:tab w:val="left" w:pos="6435"/>
-                              </w:tabs>
-                              <w:spacing w:before="106"/>
-                              <w:ind w:left="115"/>
-                              <w:rPr>
-                                <w:rFonts w:ascii="Arial"/>
-                                <w:b/>
-                                <w:color w:val="000000"/>
-                                <w:sz w:val="18"/>
-                              </w:rPr>
-                            </w:pPr>
-                            <w:proofErr w:type="gramStart"/>
-                            <w:r>
-                              <w:rPr>
-                                <w:rFonts w:ascii="Arial"/>
-                                <w:b/>
-                                <w:color w:val="FFFFFF"/>
-                                <w:sz w:val="18"/>
-                              </w:rPr>
-                              <w:t>Part</w:t>
-                            </w:r>
-                            <w:r>
-                              <w:rPr>
-                                <w:rFonts w:ascii="Arial"/>
-                                <w:b/>
-                                <w:color w:val="FFFFFF"/>
-                                <w:spacing w:val="48"/>
-                                <w:sz w:val="18"/>
-                              </w:rPr>
-                              <w:t xml:space="preserve">  </w:t>
-                            </w:r>
-                            <w:r>
-                              <w:rPr>
-                                <w:rFonts w:ascii="Arial"/>
-                                <w:b/>
-                                <w:color w:val="FFFFFF"/>
-                                <w:spacing w:val="-2"/>
-                                <w:sz w:val="18"/>
-                              </w:rPr>
-                              <w:t>Model</w:t>
-                            </w:r>
-                            <w:proofErr w:type="gramEnd"/>
-                            <w:r>
-                              <w:rPr>
-                                <w:rFonts w:ascii="Arial"/>
-                                <w:b/>
-                                <w:color w:val="FFFFFF"/>
-                                <w:sz w:val="18"/>
-                              </w:rPr>
-                              <w:tab/>
-                            </w:r>
-                            <w:r>
-                              <w:rPr>
-                                <w:rFonts w:ascii="Arial"/>
-                                <w:b/>
-                                <w:color w:val="FFFFFF"/>
-                                <w:spacing w:val="-2"/>
-                                <w:sz w:val="18"/>
-                              </w:rPr>
-                              <w:t>Params</w:t>
-                            </w:r>
-                            <w:r>
-                              <w:rPr>
-                                <w:rFonts w:ascii="Arial"/>
-                                <w:b/>
-                                <w:color w:val="FFFFFF"/>
-                                <w:sz w:val="18"/>
-                              </w:rPr>
-                              <w:tab/>
-                              <w:t>Train</w:t>
-                            </w:r>
-                            <w:r>
-                              <w:rPr>
-                                <w:rFonts w:ascii="Arial"/>
-                                <w:b/>
-                                <w:color w:val="FFFFFF"/>
-                                <w:spacing w:val="-2"/>
-                                <w:sz w:val="18"/>
-                              </w:rPr>
-                              <w:t xml:space="preserve"> </w:t>
-                            </w:r>
-                            <w:r>
-                              <w:rPr>
-                                <w:rFonts w:ascii="Arial"/>
-                                <w:b/>
-                                <w:color w:val="FFFFFF"/>
-                                <w:spacing w:val="-4"/>
-                                <w:sz w:val="18"/>
-                              </w:rPr>
-                              <w:t>Loss</w:t>
-                            </w:r>
-                            <w:r>
-                              <w:rPr>
-                                <w:rFonts w:ascii="Arial"/>
-                                <w:b/>
-                                <w:color w:val="FFFFFF"/>
-                                <w:sz w:val="18"/>
-                              </w:rPr>
-                              <w:tab/>
-                              <w:t>Val</w:t>
-                            </w:r>
-                            <w:r>
-                              <w:rPr>
-                                <w:rFonts w:ascii="Arial"/>
-                                <w:b/>
-                                <w:color w:val="FFFFFF"/>
-                                <w:spacing w:val="-2"/>
-                                <w:sz w:val="18"/>
-                              </w:rPr>
-                              <w:t xml:space="preserve"> </w:t>
-                            </w:r>
-                            <w:r>
-                              <w:rPr>
-                                <w:rFonts w:ascii="Arial"/>
-                                <w:b/>
-                                <w:color w:val="FFFFFF"/>
-                                <w:spacing w:val="-4"/>
-                                <w:sz w:val="18"/>
-                              </w:rPr>
-                              <w:t>Loss</w:t>
-                            </w:r>
-                          </w:p>
-                        </w:txbxContent>
-                      </wps:txbx>
-                      <wps:bodyPr wrap="square" lIns="0" tIns="0" rIns="0" bIns="0" rtlCol="0">
-                        <a:noAutofit/>
-                      </wps:bodyPr>
-                    </wps:wsp>
-                  </a:graphicData>
-                </a:graphic>
-              </wp:anchor>
-            </w:drawing>
-          </mc:Choice>
-          <mc:Fallback>
-            <w:pict>
-              <v:shapetype w14:anchorId="70D8D024" id="_x0000_t202" coordsize="21600,21600" o:spt="202" path="m,l,21600r21600,l21600,xe">
-                <v:stroke joinstyle="miter"/>
-                <v:path gradientshapeok="t" o:connecttype="rect"/>
-              </v:shapetype>
-              <v:shape id="Textbox 2" o:spid="_x0000_s1026" type="#_x0000_t202" style="position:absolute;margin-left:121.3pt;margin-top:9.7pt;width:369.4pt;height:22pt;z-index:-15728128;visibility:visible;mso-wrap-style:square;mso-wrap-distance-left:0;mso-wrap-distance-top:0;mso-wrap-distance-right:0;mso-wrap-distance-bottom:0;mso-position-horizontal:absolute;mso-position-horizontal-relative:page;mso-position-vertical:absolute;mso-position-vertical-relative:text;v-text-anchor:top" o:gfxdata="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" fillcolor="#494d9a" strokecolor="#ccd" strokeweight=".5pt">
-                <v:path arrowok="t"/>
-                <v:textbox inset="0,0,0,0">
-                  <w:txbxContent>
-                    <w:p>
-                      <w:pPr>
-                        <w:tabs>
-                          <w:tab w:val="left" w:pos="4068"/>
-                          <w:tab w:val="left" w:pos="5126"/>
-                          <w:tab w:val="left" w:pos="6435"/>
-                        </w:tabs>
-                        <w:spacing w:before="106"/>
-                        <w:ind w:left="115"/>
-                        <w:rPr>
-                          <w:rFonts w:ascii="Arial"/>
-                          <w:b/>
-                          <w:color w:val="000000"/>
-                          <w:sz w:val="18"/>
-                        </w:rPr>
-                      </w:pPr>
-                      <w:proofErr w:type="gramStart"/>
-                      <w:r>
-                        <w:rPr>
-                          <w:rFonts w:ascii="Arial"/>
-                          <w:b/>
-                          <w:color w:val="FFFFFF"/>
-                          <w:sz w:val="18"/>
-                        </w:rPr>
-                        <w:t>Part</w:t>
-                      </w:r>
-                      <w:r>
-                        <w:rPr>
-                          <w:rFonts w:ascii="Arial"/>
-                          <w:b/>
-                          <w:color w:val="FFFFFF"/>
-                          <w:spacing w:val="48"/>
-                          <w:sz w:val="18"/>
-                        </w:rPr>
-                        <w:t xml:space="preserve">  </w:t>
-                      </w:r>
-                      <w:r>
-                        <w:rPr>
-                          <w:rFonts w:ascii="Arial"/>
-                          <w:b/>
-                          <w:color w:val="FFFFFF"/>
-                          <w:spacing w:val="-2"/>
-                          <w:sz w:val="18"/>
-                        </w:rPr>
-                        <w:t>Model</w:t>
-                      </w:r>
-                      <w:proofErr w:type="gramEnd"/>
-                      <w:r>
-                        <w:rPr>
-                          <w:rFonts w:ascii="Arial"/>
-                          <w:b/>
-                          <w:color w:val="FFFFFF"/>
-                          <w:sz w:val="18"/>
-                        </w:rPr>
-                        <w:tab/>
-                      </w:r>
-                      <w:r>
-                        <w:rPr>
-                          <w:rFonts w:ascii="Arial"/>
-                          <w:b/>
-                          <w:color w:val="FFFFFF"/>
-                          <w:spacing w:val="-2"/>
-                          <w:sz w:val="18"/>
-                        </w:rPr>
-                        <w:t>Params</w:t>
-                      </w:r>
-                      <w:r>
-                        <w:rPr>
-                          <w:rFonts w:ascii="Arial"/>
-                          <w:b/>
-                          <w:color w:val="FFFFFF"/>
-                          <w:sz w:val="18"/>
-                        </w:rPr>
-                        <w:tab/>
-                        <w:t>Train</w:t>
-                      </w:r>
-                      <w:r>
-                        <w:rPr>
-                          <w:rFonts w:ascii="Arial"/>
-                          <w:b/>
-                          <w:color w:val="FFFFFF"/>
-                          <w:spacing w:val="-2"/>
-                          <w:sz w:val="18"/>
-                        </w:rPr>
-                        <w:t xml:space="preserve"> </w:t>
-                      </w:r>
-                      <w:r>
-                        <w:rPr>
-                          <w:rFonts w:ascii="Arial"/>
-                          <w:b/>
-                          <w:color w:val="FFFFFF"/>
-                          <w:spacing w:val="-4"/>
-                          <w:sz w:val="18"/>
-                        </w:rPr>
-                        <w:t>Loss</w:t>
-                      </w:r>
-                      <w:r>
-                        <w:rPr>
-                          <w:rFonts w:ascii="Arial"/>
-                          <w:b/>
-                          <w:color w:val="FFFFFF"/>
-                          <w:sz w:val="18"/>
-                        </w:rPr>
-                        <w:tab/>
-                        <w:t>Val</w:t>
-                      </w:r>
-                      <w:r>
-                        <w:rPr>
-                          <w:rFonts w:ascii="Arial"/>
-                          <w:b/>
-                          <w:color w:val="FFFFFF"/>
-                          <w:spacing w:val="-2"/>
-                          <w:sz w:val="18"/>
-                        </w:rPr>
-                        <w:t xml:space="preserve"> </w:t>
-                      </w:r>
-                      <w:r>
-                        <w:rPr>
-                          <w:rFonts w:ascii="Arial"/>
-                          <w:b/>
-                          <w:color w:val="FFFFFF"/>
-                          <w:spacing w:val="-4"/>
-                          <w:sz w:val="18"/>
-                        </w:rPr>
-                        <w:t>Loss</w:t>
-                      </w:r>
-                    </w:p>
-                  </w:txbxContent>
-                </v:textbox>
-                <w10:wrap type="topAndBottom" anchorx="page"/>
-              </v:shape>
-            </w:pict>
-          </mc:Fallback>
-        </mc:AlternateContent>
-      </w:r>
+          <w:szCs w:val="14"/>
+        </w:rPr>
+      </w:pPr>
     </w:p>
     <w:p>
       <w:pPr>
@@ -4393,6 +4026,120 @@
             <w:tcBorders>
               <w:right w:val="nil"/>
             </w:tcBorders>
+            <w:shd w:val="clear" w:color="auto" w:fill="244061" w:themeFill="accent1" w:themeFillShade="80"/>
+          </w:tcPr>
+          <w:p>
+            <w:pPr>
+              <w:pStyle w:val="TableParagraph"/>
+            </w:pPr>
+            <w:r>
+              <w:rPr>
+                <w:sz w:val="18"/>
+                <w:szCs w:val="18"/>
+              </w:rPr>
+              <w:lastRenderedPageBreak/>
+              <w:t>Part</w:t>
+            </w:r>
+          </w:p>
+        </w:tc>
+        <w:tc>
+          <w:tcPr>
+            <w:tcW w:w="2869" w:type="dxa"/>
+            <w:tcBorders>
+              <w:left w:val="nil"/>
+              <w:right w:val="nil"/>
+            </w:tcBorders>
+            <w:shd w:val="clear" w:color="auto" w:fill="244061" w:themeFill="accent1" w:themeFillShade="80"/>
+          </w:tcPr>
+          <w:p>
+            <w:pPr>
+              <w:pStyle w:val="TableParagraph"/>
+            </w:pPr>
+            <w:r>
+              <w:rPr>
+                <w:sz w:val="18"/>
+                <w:szCs w:val="18"/>
+              </w:rPr>
+              <w:t>Model</w:t>
+            </w:r>
+          </w:p>
+        </w:tc>
+        <w:tc>
+          <w:tcPr>
+            <w:tcW w:w="1675" w:type="dxa"/>
+            <w:tcBorders>
+              <w:left w:val="nil"/>
+              <w:right w:val="nil"/>
+            </w:tcBorders>
+            <w:shd w:val="clear" w:color="auto" w:fill="244061" w:themeFill="accent1" w:themeFillShade="80"/>
+          </w:tcPr>
+          <w:p>
+            <w:pPr>
+              <w:pStyle w:val="TableParagraph"/>
+            </w:pPr>
+            <w:r>
+              <w:rPr>
+                <w:sz w:val="18"/>
+                <w:szCs w:val="18"/>
+              </w:rPr>
+              <w:t>Params</w:t>
+            </w:r>
+          </w:p>
+        </w:tc>
+        <w:tc>
+          <w:tcPr>
+            <w:tcW w:w="1213" w:type="dxa"/>
+            <w:tcBorders>
+              <w:left w:val="nil"/>
+              <w:right w:val="nil"/>
+            </w:tcBorders>
+            <w:shd w:val="clear" w:color="auto" w:fill="244061" w:themeFill="accent1" w:themeFillShade="80"/>
+          </w:tcPr>
+          <w:p>
+            <w:pPr>
+              <w:pStyle w:val="TableParagraph"/>
+            </w:pPr>
+            <w:r>
+              <w:rPr>
+                <w:sz w:val="18"/>
+                <w:szCs w:val="18"/>
+              </w:rPr>
+              <w:t>Train Loss</w:t>
+            </w:r>
+          </w:p>
+        </w:tc>
+        <w:tc>
+          <w:tcPr>
+            <w:tcW w:w="1189" w:type="dxa"/>
+            <w:tcBorders>
+              <w:left w:val="nil"/>
+            </w:tcBorders>
+            <w:shd w:val="clear" w:color="auto" w:fill="244061" w:themeFill="accent1" w:themeFillShade="80"/>
+          </w:tcPr>
+          <w:p>
+            <w:pPr>
+              <w:pStyle w:val="TableParagraph"/>
+            </w:pPr>
+            <w:r>
+              <w:rPr>
+                <w:sz w:val="18"/>
+                <w:szCs w:val="18"/>
+              </w:rPr>
+              <w:t>Val Loss</w:t>
+            </w:r>
+          </w:p>
+        </w:tc>
+      </w:tr>
+      <w:tr>
+        <w:trPr>
+          <w:trHeight w:val="430"/>
+        </w:trPr>
+        <w:tc>
+          <w:tcPr>
+            <w:tcW w:w="444" w:type="dxa"/>
+            <w:tcBorders>
+              <w:right w:val="nil"/>
+            </w:tcBorders>
           </w:tcPr>
           <w:p>
             <w:pPr>
@@ -4407,7 +4154,6 @@
                 <w:spacing w:val="-10"/>
                 <w:sz w:val="18"/>
               </w:rPr>
-              <w:lastRenderedPageBreak/>
               <w:t>1</w:t>
             </w:r>
           </w:p>
@@ -5624,7 +5370,7 @@
         <w:pStyle w:val="Heading2"/>
         <w:numPr>
           <w:ilvl w:val="1"/>
-          <w:numId w:val="2"/>
+          <w:numId w:val="3"/>
         </w:numPr>
         <w:tabs>
           <w:tab w:val="left" w:pos="630"/>
@@ -6367,8 +6113,10 @@
         <w:rPr>
           <w:rFonts w:ascii="Arial" w:hAnsi="Arial"/>
           <w:i/>
+          <w:iCs/>
           <w:color w:val="6B6B89"/>
           <w:sz w:val="17"/>
+          <w:szCs w:val="17"/>
         </w:rPr>
         <w:t>Table</w:t>
       </w:r>
@@ -6376,9 +6124,11 @@
         <w:rPr>
           <w:rFonts w:ascii="Arial" w:hAnsi="Arial"/>
           <w:i/>
+          <w:iCs/>
           <w:color w:val="6B6B89"/>
           <w:spacing w:val="-3"/>
           <w:sz w:val="17"/>
+          <w:szCs w:val="17"/>
         </w:rPr>
         <w:t xml:space="preserve"> </w:t>
       </w:r>
@@ -6386,8 +6136,10 @@
         <w:rPr>
           <w:rFonts w:ascii="Arial" w:hAnsi="Arial"/>
           <w:i/>
+          <w:iCs/>
           <w:color w:val="6B6B89"/>
           <w:sz w:val="17"/>
+          <w:szCs w:val="17"/>
         </w:rPr>
         <w:t>2</w:t>
       </w:r>
@@ -6395,9 +6147,11 @@
         <w:rPr>
           <w:rFonts w:ascii="Arial" w:hAnsi="Arial"/>
           <w:i/>
+          <w:iCs/>
           <w:color w:val="6B6B89"/>
           <w:spacing w:val="-3"/>
           <w:sz w:val="17"/>
+          <w:szCs w:val="17"/>
         </w:rPr>
         <w:t xml:space="preserve"> </w:t>
       </w:r>
@@ -6405,8 +6159,10 @@
         <w:rPr>
           <w:rFonts w:ascii="Arial" w:hAnsi="Arial"/>
           <w:i/>
+          <w:iCs/>
           <w:color w:val="6B6B89"/>
           <w:sz w:val="17"/>
+          <w:szCs w:val="17"/>
         </w:rPr>
         <w:t>—</w:t>
       </w:r>
@@ -6414,9 +6170,11 @@
         <w:rPr>
           <w:rFonts w:ascii="Arial" w:hAnsi="Arial"/>
           <w:i/>
+          <w:iCs/>
           <w:color w:val="6B6B89"/>
           <w:spacing w:val="-3"/>
           <w:sz w:val="17"/>
+          <w:szCs w:val="17"/>
         </w:rPr>
         <w:t xml:space="preserve"> </w:t>
       </w:r>
@@ -6424,8 +6182,10 @@
         <w:rPr>
           <w:rFonts w:ascii="Arial" w:hAnsi="Arial"/>
           <w:i/>
+          <w:iCs/>
           <w:color w:val="6B6B89"/>
           <w:sz w:val="17"/>
+          <w:szCs w:val="17"/>
         </w:rPr>
         <w:t>20</w:t>
       </w:r>
@@ -6433,9 +6193,11 @@
         <w:rPr>
           <w:rFonts w:ascii="Arial" w:hAnsi="Arial"/>
           <w:i/>
+          <w:iCs/>
           <w:color w:val="6B6B89"/>
           <w:spacing w:val="-3"/>
           <w:sz w:val="17"/>
+          <w:szCs w:val="17"/>
         </w:rPr>
         <w:t xml:space="preserve"> </w:t>
       </w:r>
@@ -6443,8 +6205,10 @@
         <w:rPr>
           <w:rFonts w:ascii="Arial" w:hAnsi="Arial"/>
           <w:i/>
+          <w:iCs/>
           <w:color w:val="6B6B89"/>
           <w:sz w:val="17"/>
+          <w:szCs w:val="17"/>
         </w:rPr>
         <w:t>names</w:t>
       </w:r>
@@ -6452,9 +6216,11 @@
         <w:rPr>
           <w:rFonts w:ascii="Arial" w:hAnsi="Arial"/>
           <w:i/>
+          <w:iCs/>
           <w:color w:val="6B6B89"/>
           <w:spacing w:val="-3"/>
           <w:sz w:val="17"/>
+          <w:szCs w:val="17"/>
         </w:rPr>
         <w:t xml:space="preserve"> </w:t>
       </w:r>
@@ -6462,8 +6228,10 @@
         <w:rPr>
           <w:rFonts w:ascii="Arial" w:hAnsi="Arial"/>
           <w:i/>
+          <w:iCs/>
           <w:color w:val="6B6B89"/>
           <w:sz w:val="17"/>
+          <w:szCs w:val="17"/>
         </w:rPr>
         <w:t>sampled</w:t>
       </w:r>
@@ -6471,9 +6239,11 @@
         <w:rPr>
           <w:rFonts w:ascii="Arial" w:hAnsi="Arial"/>
           <w:i/>
+          <w:iCs/>
           <w:color w:val="6B6B89"/>
           <w:spacing w:val="-3"/>
           <w:sz w:val="17"/>
+          <w:szCs w:val="17"/>
         </w:rPr>
         <w:t xml:space="preserve"> </w:t>
       </w:r>
@@ -6481,8 +6251,10 @@
         <w:rPr>
           <w:rFonts w:ascii="Arial" w:hAnsi="Arial"/>
           <w:i/>
+          <w:iCs/>
           <w:color w:val="6B6B89"/>
           <w:sz w:val="17"/>
+          <w:szCs w:val="17"/>
         </w:rPr>
         <w:t>from</w:t>
       </w:r>
@@ -6490,19 +6262,22 @@
         <w:rPr>
           <w:rFonts w:ascii="Arial" w:hAnsi="Arial"/>
           <w:i/>
+          <w:iCs/>
           <w:color w:val="6B6B89"/>
           <w:spacing w:val="-3"/>
           <w:sz w:val="17"/>
-        </w:rPr>
-        <w:t xml:space="preserve"> </w:t>
-      </w:r>
-      <w:proofErr w:type="gramStart"/>
+          <w:szCs w:val="17"/>
+        </w:rPr>
+        <w:t xml:space="preserve"> </w:t>
+      </w:r>
       <w:r>
         <w:rPr>
           <w:rFonts w:ascii="Arial" w:hAnsi="Arial"/>
           <w:i/>
+          <w:iCs/>
           <w:color w:val="6B6B89"/>
           <w:sz w:val="17"/>
+          <w:szCs w:val="17"/>
         </w:rPr>
         <w:t>the</w:t>
       </w:r>
@@ -6510,9 +6285,11 @@
         <w:rPr>
           <w:rFonts w:ascii="Arial" w:hAnsi="Arial"/>
           <w:i/>
+          <w:iCs/>
           <w:color w:val="6B6B89"/>
           <w:spacing w:val="-3"/>
           <w:sz w:val="17"/>
+          <w:szCs w:val="17"/>
         </w:rPr>
         <w:t xml:space="preserve"> </w:t>
       </w:r>
@@ -6520,19 +6297,22 @@
         <w:rPr>
           <w:rFonts w:ascii="Arial" w:hAnsi="Arial"/>
           <w:i/>
+          <w:iCs/>
           <w:color w:val="6B6B89"/>
           <w:sz w:val="17"/>
+          <w:szCs w:val="17"/>
         </w:rPr>
         <w:t>Part</w:t>
       </w:r>
-      <w:proofErr w:type="gramEnd"/>
       <w:r>
         <w:rPr>
           <w:rFonts w:ascii="Arial" w:hAnsi="Arial"/>
           <w:i/>
+          <w:iCs/>
           <w:color w:val="6B6B89"/>
           <w:spacing w:val="-3"/>
           <w:sz w:val="17"/>
+          <w:szCs w:val="17"/>
         </w:rPr>
         <w:t xml:space="preserve"> </w:t>
       </w:r>
@@ -6540,8 +6320,10 @@
         <w:rPr>
           <w:rFonts w:ascii="Arial" w:hAnsi="Arial"/>
           <w:i/>
+          <w:iCs/>
           <w:color w:val="6B6B89"/>
           <w:sz w:val="17"/>
+          <w:szCs w:val="17"/>
         </w:rPr>
         <w:t>5</w:t>
       </w:r>
@@ -6549,9 +6331,11 @@
         <w:rPr>
           <w:rFonts w:ascii="Arial" w:hAnsi="Arial"/>
           <w:i/>
+          <w:iCs/>
           <w:color w:val="6B6B89"/>
           <w:spacing w:val="-3"/>
           <w:sz w:val="17"/>
+          <w:szCs w:val="17"/>
         </w:rPr>
         <w:t xml:space="preserve"> </w:t>
       </w:r>
@@ -6559,8 +6343,10 @@
         <w:rPr>
           <w:rFonts w:ascii="Arial" w:hAnsi="Arial"/>
           <w:i/>
+          <w:iCs/>
           <w:color w:val="6B6B89"/>
           <w:sz w:val="17"/>
+          <w:szCs w:val="17"/>
         </w:rPr>
         <w:t>hierarchical</w:t>
       </w:r>
@@ -6568,9 +6354,11 @@
         <w:rPr>
           <w:rFonts w:ascii="Arial" w:hAnsi="Arial"/>
           <w:i/>
+          <w:iCs/>
           <w:color w:val="6B6B89"/>
           <w:spacing w:val="-3"/>
           <w:sz w:val="17"/>
+          <w:szCs w:val="17"/>
         </w:rPr>
         <w:t xml:space="preserve"> </w:t>
       </w:r>
@@ -6578,8 +6366,10 @@
         <w:rPr>
           <w:rFonts w:ascii="Arial" w:hAnsi="Arial"/>
           <w:i/>
+          <w:iCs/>
           <w:color w:val="6B6B89"/>
           <w:sz w:val="17"/>
+          <w:szCs w:val="17"/>
         </w:rPr>
         <w:t>model.</w:t>
       </w:r>
@@ -6587,9 +6377,11 @@
         <w:rPr>
           <w:rFonts w:ascii="Arial" w:hAnsi="Arial"/>
           <w:i/>
+          <w:iCs/>
           <w:color w:val="6B6B89"/>
           <w:spacing w:val="-3"/>
           <w:sz w:val="17"/>
+          <w:szCs w:val="17"/>
         </w:rPr>
         <w:t xml:space="preserve"> </w:t>
       </w:r>
@@ -6597,8 +6389,10 @@
         <w:rPr>
           <w:rFonts w:ascii="Arial" w:hAnsi="Arial"/>
           <w:i/>
+          <w:iCs/>
           <w:color w:val="6B6B89"/>
           <w:sz w:val="17"/>
+          <w:szCs w:val="17"/>
         </w:rPr>
         <w:t>Names</w:t>
       </w:r>
@@ -6606,9 +6400,11 @@
         <w:rPr>
           <w:rFonts w:ascii="Arial" w:hAnsi="Arial"/>
           <w:i/>
+          <w:iCs/>
           <w:color w:val="6B6B89"/>
           <w:spacing w:val="-3"/>
           <w:sz w:val="17"/>
+          <w:szCs w:val="17"/>
         </w:rPr>
         <w:t xml:space="preserve"> </w:t>
       </w:r>
@@ -6616,8 +6412,10 @@
         <w:rPr>
           <w:rFonts w:ascii="Arial" w:hAnsi="Arial"/>
           <w:i/>
+          <w:iCs/>
           <w:color w:val="6B6B89"/>
           <w:sz w:val="17"/>
+          <w:szCs w:val="17"/>
         </w:rPr>
         <w:t>are</w:t>
       </w:r>
@@ -6625,9 +6423,11 @@
         <w:rPr>
           <w:rFonts w:ascii="Arial" w:hAnsi="Arial"/>
           <w:i/>
+          <w:iCs/>
           <w:color w:val="6B6B89"/>
           <w:spacing w:val="-3"/>
           <w:sz w:val="17"/>
+          <w:szCs w:val="17"/>
         </w:rPr>
         <w:t xml:space="preserve"> </w:t>
       </w:r>
@@ -6635,8 +6435,10 @@
         <w:rPr>
           <w:rFonts w:ascii="Arial" w:hAnsi="Arial"/>
           <w:i/>
+          <w:iCs/>
           <w:color w:val="6B6B89"/>
           <w:sz w:val="17"/>
+          <w:szCs w:val="17"/>
         </w:rPr>
         <w:t>phonetically</w:t>
       </w:r>
@@ -6644,9 +6446,11 @@
         <w:rPr>
           <w:rFonts w:ascii="Arial" w:hAnsi="Arial"/>
           <w:i/>
+          <w:iCs/>
           <w:color w:val="6B6B89"/>
           <w:spacing w:val="-3"/>
           <w:sz w:val="17"/>
+          <w:szCs w:val="17"/>
         </w:rPr>
         <w:t xml:space="preserve"> </w:t>
       </w:r>
@@ -6654,8 +6458,10 @@
         <w:rPr>
           <w:rFonts w:ascii="Arial" w:hAnsi="Arial"/>
           <w:i/>
+          <w:iCs/>
           <w:color w:val="6B6B89"/>
           <w:sz w:val="17"/>
+          <w:szCs w:val="17"/>
         </w:rPr>
         <w:t>plausible</w:t>
       </w:r>
@@ -6663,9 +6469,11 @@
         <w:rPr>
           <w:rFonts w:ascii="Arial" w:hAnsi="Arial"/>
           <w:i/>
+          <w:iCs/>
           <w:color w:val="6B6B89"/>
           <w:spacing w:val="-3"/>
           <w:sz w:val="17"/>
+          <w:szCs w:val="17"/>
         </w:rPr>
         <w:t xml:space="preserve"> </w:t>
       </w:r>
@@ -6673,8 +6481,10 @@
         <w:rPr>
           <w:rFonts w:ascii="Arial" w:hAnsi="Arial"/>
           <w:i/>
+          <w:iCs/>
           <w:color w:val="6B6B89"/>
           <w:sz w:val="17"/>
+          <w:szCs w:val="17"/>
         </w:rPr>
         <w:t>and</w:t>
       </w:r>
@@ -6682,9 +6492,11 @@
         <w:rPr>
           <w:rFonts w:ascii="Arial" w:hAnsi="Arial"/>
           <w:i/>
+          <w:iCs/>
           <w:color w:val="6B6B89"/>
           <w:spacing w:val="-3"/>
           <w:sz w:val="17"/>
+          <w:szCs w:val="17"/>
         </w:rPr>
         <w:t xml:space="preserve"> </w:t>
       </w:r>
@@ -6692,8 +6504,10 @@
         <w:rPr>
           <w:rFonts w:ascii="Arial" w:hAnsi="Arial"/>
           <w:i/>
+          <w:iCs/>
           <w:color w:val="6B6B89"/>
           <w:sz w:val="17"/>
+          <w:szCs w:val="17"/>
         </w:rPr>
         <w:t>structurally resemble real English names.</w:t>
       </w:r>
@@ -6705,35 +6519,1311 @@
           <w:tab w:val="left" w:pos="9255"/>
         </w:tabs>
         <w:spacing w:before="285"/>
-      </w:pPr>
-      <w:r>
-        <w:rPr>
-          <w:color w:val="FFFFFF"/>
-          <w:spacing w:val="72"/>
-          <w:shd w:val="clear" w:color="auto" w:fill="494D9A"/>
-        </w:rPr>
-        <w:t xml:space="preserve"> </w:t>
-      </w:r>
-      <w:r>
-        <w:rPr>
-          <w:color w:val="FFFFFF"/>
-          <w:shd w:val="clear" w:color="auto" w:fill="494D9A"/>
-        </w:rPr>
-        <w:t xml:space="preserve">4. Key Insights and </w:t>
-      </w:r>
-      <w:r>
-        <w:rPr>
-          <w:color w:val="FFFFFF"/>
-          <w:spacing w:val="-2"/>
-          <w:shd w:val="clear" w:color="auto" w:fill="494D9A"/>
-        </w:rPr>
-        <w:t>Challenges</w:t>
-      </w:r>
-      <w:r>
-        <w:rPr>
-          <w:color w:val="FFFFFF"/>
-          <w:shd w:val="clear" w:color="auto" w:fill="494D9A"/>
-        </w:rPr>
+        <w:rPr>
+          <w:color w:val="FFFFFF" w:themeColor="background1"/>
+        </w:rPr>
+      </w:pPr>
+    </w:p>
+    <w:p>
+      <w:pPr>
+        <w:pStyle w:val="Heading1"/>
+        <w:tabs>
+          <w:tab w:val="left" w:pos="9255"/>
+        </w:tabs>
+        <w:spacing w:before="285"/>
+        <w:ind w:left="0"/>
+      </w:pPr>
+      <w:r>
+        <w:rPr>
+          <w:color w:val="FFFFFF" w:themeColor="background1"/>
+        </w:rPr>
+        <w:t xml:space="preserve">4. Key Insights and Challenges Hyperparameter Experiments                                                                     </w:t>
+      </w:r>
+    </w:p>
+    <w:p>
+      <w:pPr>
+        <w:spacing w:before="106" w:line="300" w:lineRule="auto"/>
+        <w:ind w:left="264"/>
+      </w:pPr>
+      <w:r>
+        <w:rPr>
+          <w:color w:val="1A1A2D"/>
+          <w:sz w:val="20"/>
+          <w:szCs w:val="20"/>
+        </w:rPr>
+        <w:t>Three systematic sweeps were conducted using the Part 3 MLP + BatchNorm architecture, each running for 50 000 training steps with SGD and a step-decay learning rate (0.1 → 0.01 at the midpoint). Embedding size was fixed at 10, hidden width at 200, and block size at 3, except for the parameter under study. Results are summarised in the figure below.</w:t>
+      </w:r>
+    </w:p>
+    <w:p>
+      <w:pPr>
+        <w:pStyle w:val="Heading2"/>
+        <w:ind w:left="630" w:hanging="366"/>
+        <w:rPr>
+          <w:color w:val="494D9A"/>
+        </w:rPr>
+      </w:pPr>
+      <w:r>
+        <w:rPr>
+          <w:color w:val="494D9A"/>
+        </w:rPr>
+        <w:t>4.1 Experiment 1 — Context Length</w:t>
+      </w:r>
+    </w:p>
+    <w:p>
+      <w:pPr>
+        <w:spacing w:before="106" w:line="300" w:lineRule="auto"/>
+        <w:ind w:left="264"/>
+      </w:pPr>
+      <w:r>
+        <w:rPr>
+          <w:color w:val="1A1A2D"/>
+          <w:sz w:val="20"/>
+          <w:szCs w:val="20"/>
+        </w:rPr>
+        <w:t xml:space="preserve">We swept </w:t>
+      </w:r>
+      <w:r>
+        <w:rPr>
+          <w:rFonts w:ascii="Courier New" w:eastAsia="Courier New" w:hAnsi="Courier New" w:cs="Courier New"/>
+          <w:color w:val="1A1A2D"/>
+          <w:sz w:val="20"/>
+          <w:szCs w:val="20"/>
+        </w:rPr>
+        <w:t>block_size</w:t>
+      </w:r>
+      <w:r>
+        <w:rPr>
+          <w:color w:val="1A1A2D"/>
+          <w:sz w:val="20"/>
+          <w:szCs w:val="20"/>
+        </w:rPr>
+        <w:t xml:space="preserve"> over {3, 6, 8, 12, 16}, keeping all other hyperparameters fixed (</w:t>
+      </w:r>
+      <w:r>
+        <w:rPr>
+          <w:rFonts w:ascii="Courier New" w:eastAsia="Courier New" w:hAnsi="Courier New" w:cs="Courier New"/>
+          <w:color w:val="1A1A2D"/>
+          <w:sz w:val="20"/>
+          <w:szCs w:val="20"/>
+        </w:rPr>
+        <w:t>n_embd=10, n_hidden=200, batch_size=32</w:t>
+      </w:r>
+      <w:r>
+        <w:rPr>
+          <w:color w:val="1A1A2D"/>
+          <w:sz w:val="20"/>
+          <w:szCs w:val="20"/>
+        </w:rPr>
+        <w:t>). Longer context consistently reduced both train and validation loss: train NLL fell from 2.13 to 2.02 and val NLL from 2.15 to 2.07 as block size grew from 3 to 16. The train–val gap widened slightly at larger contexts, suggesting mild overfitting begins to emerge. Diminishing returns past block_size = 8 indicate that characters beyond eight positions back contribute limited predictive signal given the model’s capacity.</w:t>
+      </w:r>
+    </w:p>
+    <w:p>
+      <w:pPr>
+        <w:pStyle w:val="Heading2"/>
+        <w:ind w:left="630" w:hanging="366"/>
+        <w:rPr>
+          <w:color w:val="494D9A"/>
+        </w:rPr>
+      </w:pPr>
+      <w:r>
+        <w:rPr>
+          <w:color w:val="494D9A"/>
+        </w:rPr>
+        <w:t>4.2 Experiment 2 — Batch Size</w:t>
+      </w:r>
+    </w:p>
+    <w:p>
+      <w:pPr>
+        <w:spacing w:before="106" w:line="300" w:lineRule="auto"/>
+        <w:ind w:left="264"/>
+      </w:pPr>
+      <w:r>
+        <w:rPr>
+          <w:color w:val="1A1A2D"/>
+          <w:sz w:val="20"/>
+          <w:szCs w:val="20"/>
+        </w:rPr>
+        <w:t xml:space="preserve">Batch size was varied over {16, 32, 64, 128} with </w:t>
+      </w:r>
+      <w:r>
+        <w:rPr>
+          <w:rFonts w:ascii="Courier New" w:eastAsia="Courier New" w:hAnsi="Courier New" w:cs="Courier New"/>
+          <w:color w:val="1A1A2D"/>
+          <w:sz w:val="20"/>
+          <w:szCs w:val="20"/>
+        </w:rPr>
+        <w:t>block_size=3</w:t>
+      </w:r>
+      <w:r>
+        <w:rPr>
+          <w:color w:val="1A1A2D"/>
+          <w:sz w:val="20"/>
+          <w:szCs w:val="20"/>
+        </w:rPr>
+        <w:t xml:space="preserve"> fixed. Larger batches produced lower loss on both splits: train NLL fell from 2.18 to 2.09 and val NLL from 2.18 to 2.13. Notably, the train–val gap also narrowed with larger batches, suggesting better generalisation. Within a fixed step budget, larger batches provide more accurate gradient estimates per update, which explains the </w:t>
+      </w:r>
+      <w:r>
+        <w:rPr>
+          <w:color w:val="1A1A2D"/>
+          <w:sz w:val="20"/>
+          <w:szCs w:val="20"/>
+        </w:rPr>
+        <w:lastRenderedPageBreak/>
+        <w:t>monotone improvement. The trade-off is higher memory use per step; at very large batch sizes, further gains are expected to plateau.</w:t>
+      </w:r>
+    </w:p>
+    <w:p>
+      <w:pPr>
+        <w:pStyle w:val="Heading2"/>
+        <w:ind w:left="630" w:hanging="366"/>
+        <w:rPr>
+          <w:color w:val="494D9A"/>
+        </w:rPr>
+      </w:pPr>
+      <w:r>
+        <w:rPr>
+          <w:color w:val="494D9A"/>
+        </w:rPr>
+        <w:t>4.3 Experiment 3 — Architecture Size</w:t>
+      </w:r>
+    </w:p>
+    <w:p>
+      <w:pPr>
+        <w:spacing w:before="106" w:line="300" w:lineRule="auto"/>
+        <w:ind w:left="264"/>
+      </w:pPr>
+      <w:r>
+        <w:rPr>
+          <w:color w:val="1A1A2D"/>
+          <w:sz w:val="20"/>
+          <w:szCs w:val="20"/>
+        </w:rPr>
+        <w:t xml:space="preserve">Four capacity tiers were compared: </w:t>
+      </w:r>
+      <w:r>
+        <w:rPr>
+          <w:rFonts w:ascii="Courier New" w:eastAsia="Courier New" w:hAnsi="Courier New" w:cs="Courier New"/>
+          <w:color w:val="1A1A2D"/>
+          <w:sz w:val="20"/>
+          <w:szCs w:val="20"/>
+        </w:rPr>
+        <w:t>tiny (n_embd=8, n_hidden=100)</w:t>
+      </w:r>
+      <w:r>
+        <w:rPr>
+          <w:color w:val="1A1A2D"/>
+          <w:sz w:val="20"/>
+          <w:szCs w:val="20"/>
+        </w:rPr>
+        <w:t xml:space="preserve">, </w:t>
+      </w:r>
+      <w:r>
+        <w:rPr>
+          <w:rFonts w:ascii="Courier New" w:eastAsia="Courier New" w:hAnsi="Courier New" w:cs="Courier New"/>
+          <w:color w:val="1A1A2D"/>
+          <w:sz w:val="20"/>
+          <w:szCs w:val="20"/>
+        </w:rPr>
+        <w:t>small (10, 200)</w:t>
+      </w:r>
+      <w:r>
+        <w:rPr>
+          <w:color w:val="1A1A2D"/>
+          <w:sz w:val="20"/>
+          <w:szCs w:val="20"/>
+        </w:rPr>
+        <w:t xml:space="preserve">, </w:t>
+      </w:r>
+      <w:r>
+        <w:rPr>
+          <w:rFonts w:ascii="Courier New" w:eastAsia="Courier New" w:hAnsi="Courier New" w:cs="Courier New"/>
+          <w:color w:val="1A1A2D"/>
+          <w:sz w:val="20"/>
+          <w:szCs w:val="20"/>
+        </w:rPr>
+        <w:t>medium (16, 300)</w:t>
+      </w:r>
+      <w:r>
+        <w:rPr>
+          <w:color w:val="1A1A2D"/>
+          <w:sz w:val="20"/>
+          <w:szCs w:val="20"/>
+        </w:rPr>
+        <w:t xml:space="preserve">, and </w:t>
+      </w:r>
+      <w:r>
+        <w:rPr>
+          <w:rFonts w:ascii="Courier New" w:eastAsia="Courier New" w:hAnsi="Courier New" w:cs="Courier New"/>
+          <w:color w:val="1A1A2D"/>
+          <w:sz w:val="20"/>
+          <w:szCs w:val="20"/>
+        </w:rPr>
+        <w:t>large (24, 400)</w:t>
+      </w:r>
+      <w:r>
+        <w:rPr>
+          <w:color w:val="1A1A2D"/>
+          <w:sz w:val="20"/>
+          <w:szCs w:val="20"/>
+        </w:rPr>
+        <w:t>. Scaling model capacity produced only marginal improvements: all four architectures achieved train and val NLL in the narrow range 2.07–2.12, with virtually no difference between tiny and large. This result confirms that with a 3-character context window, the model’s bottleneck is information rather than capacity. The finding directly motivated the hierarchical WaveNet architecture in Part 5, which addresses the context bottleneck rather than simply adding parameters.</w:t>
+      </w:r>
+    </w:p>
+    <w:p>
+      <w:pPr>
+        <w:spacing w:before="106" w:line="300" w:lineRule="auto"/>
+        <w:ind w:left="264"/>
+      </w:pPr>
+      <w:r>
+        <w:rPr>
+          <w:color w:val="1A1A2D"/>
+          <w:sz w:val="20"/>
+          <w:szCs w:val="20"/>
+        </w:rPr>
+        <w:t>The numerical results of all three sweeps are shown in Table 3, and visualised in Figure 1 below.</w:t>
+      </w:r>
+    </w:p>
+    <w:tbl>
+      <w:tblPr>
+        <w:tblW w:w="0" w:type="auto"/>
+        <w:tblInd w:w="990" w:type="dxa"/>
+        <w:tblLook w:val="00A0" w:firstRow="1" w:lastRow="0" w:firstColumn="1" w:lastColumn="0" w:noHBand="0" w:noVBand="0"/>
+      </w:tblPr>
+      <w:tblGrid>
+        <w:gridCol w:w="2295"/>
+        <w:gridCol w:w="2295"/>
+        <w:gridCol w:w="1905"/>
+        <w:gridCol w:w="1905"/>
+      </w:tblGrid>
+      <w:tr>
+        <w:trPr>
+          <w:trHeight w:val="435"/>
+        </w:trPr>
+        <w:tc>
+          <w:tcPr>
+            <w:tcW w:w="2295" w:type="dxa"/>
+            <w:tcBorders>
+              <w:top w:val="single" w:sz="8" w:space="0" w:color="CCCCDD"/>
+              <w:left w:val="single" w:sz="8" w:space="0" w:color="CCCCDD"/>
+              <w:bottom w:val="single" w:sz="8" w:space="0" w:color="CCCCDD"/>
+              <w:right w:val="single" w:sz="8" w:space="0" w:color="CCCCDD"/>
+            </w:tcBorders>
+            <w:shd w:val="clear" w:color="auto" w:fill="494D9A"/>
+            <w:tcMar>
+              <w:left w:w="108" w:type="dxa"/>
+              <w:right w:w="108" w:type="dxa"/>
+            </w:tcMar>
+          </w:tcPr>
+          <w:p>
+            <w:pPr>
+              <w:spacing w:before="106"/>
+              <w:ind w:left="120"/>
+              <w:jc w:val="center"/>
+            </w:pPr>
+            <w:r>
+              <w:rPr>
+                <w:b/>
+                <w:bCs/>
+                <w:color w:val="FFFFFF" w:themeColor="background1"/>
+                <w:sz w:val="18"/>
+                <w:szCs w:val="18"/>
+              </w:rPr>
+              <w:t>Sweep</w:t>
+            </w:r>
+          </w:p>
+        </w:tc>
+        <w:tc>
+          <w:tcPr>
+            <w:tcW w:w="2295" w:type="dxa"/>
+            <w:tcBorders>
+              <w:top w:val="single" w:sz="8" w:space="0" w:color="CCCCDD"/>
+              <w:left w:val="single" w:sz="8" w:space="0" w:color="CCCCDD"/>
+              <w:bottom w:val="single" w:sz="8" w:space="0" w:color="CCCCDD"/>
+              <w:right w:val="single" w:sz="8" w:space="0" w:color="CCCCDD"/>
+            </w:tcBorders>
+            <w:shd w:val="clear" w:color="auto" w:fill="494D9A"/>
+            <w:tcMar>
+              <w:left w:w="108" w:type="dxa"/>
+              <w:right w:w="108" w:type="dxa"/>
+            </w:tcMar>
+          </w:tcPr>
+          <w:p>
+            <w:pPr>
+              <w:spacing w:before="106"/>
+              <w:ind w:left="120"/>
+              <w:jc w:val="center"/>
+            </w:pPr>
+            <w:r>
+              <w:rPr>
+                <w:b/>
+                <w:bCs/>
+                <w:color w:val="FFFFFF" w:themeColor="background1"/>
+                <w:sz w:val="18"/>
+                <w:szCs w:val="18"/>
+              </w:rPr>
+              <w:t>Value</w:t>
+            </w:r>
+          </w:p>
+        </w:tc>
+        <w:tc>
+          <w:tcPr>
+            <w:tcW w:w="1905" w:type="dxa"/>
+            <w:tcBorders>
+              <w:top w:val="single" w:sz="8" w:space="0" w:color="CCCCDD"/>
+              <w:left w:val="single" w:sz="8" w:space="0" w:color="CCCCDD"/>
+              <w:bottom w:val="single" w:sz="8" w:space="0" w:color="CCCCDD"/>
+              <w:right w:val="single" w:sz="8" w:space="0" w:color="CCCCDD"/>
+            </w:tcBorders>
+            <w:shd w:val="clear" w:color="auto" w:fill="494D9A"/>
+            <w:tcMar>
+              <w:left w:w="108" w:type="dxa"/>
+              <w:right w:w="108" w:type="dxa"/>
+            </w:tcMar>
+          </w:tcPr>
+          <w:p>
+            <w:pPr>
+              <w:spacing w:before="106"/>
+              <w:jc w:val="center"/>
+            </w:pPr>
+            <w:r>
+              <w:rPr>
+                <w:b/>
+                <w:bCs/>
+                <w:color w:val="FFFFFF" w:themeColor="background1"/>
+                <w:sz w:val="18"/>
+                <w:szCs w:val="18"/>
+              </w:rPr>
+              <w:t xml:space="preserve">Train </w:t>
+            </w:r>
+            <w:r>
+              <w:rPr>
+                <w:b/>
+                <w:bCs/>
+                <w:color w:val="FFFFFF" w:themeColor="background1"/>
+                <w:sz w:val="18"/>
+                <w:szCs w:val="18"/>
+              </w:rPr>
+              <w:t>Loss</w:t>
+            </w:r>
+          </w:p>
+        </w:tc>
+        <w:tc>
+          <w:tcPr>
+            <w:tcW w:w="1905" w:type="dxa"/>
+            <w:tcBorders>
+              <w:top w:val="single" w:sz="8" w:space="0" w:color="CCCCDD"/>
+              <w:left w:val="single" w:sz="8" w:space="0" w:color="CCCCDD"/>
+              <w:bottom w:val="single" w:sz="8" w:space="0" w:color="CCCCDD"/>
+              <w:right w:val="single" w:sz="8" w:space="0" w:color="CCCCDD"/>
+            </w:tcBorders>
+            <w:shd w:val="clear" w:color="auto" w:fill="494D9A"/>
+            <w:tcMar>
+              <w:left w:w="108" w:type="dxa"/>
+              <w:right w:w="108" w:type="dxa"/>
+            </w:tcMar>
+          </w:tcPr>
+          <w:p>
+            <w:pPr>
+              <w:spacing w:before="106"/>
+              <w:jc w:val="center"/>
+            </w:pPr>
+            <w:r>
+              <w:rPr>
+                <w:b/>
+                <w:bCs/>
+                <w:color w:val="FFFFFF" w:themeColor="background1"/>
+                <w:sz w:val="18"/>
+                <w:szCs w:val="18"/>
+              </w:rPr>
+              <w:t xml:space="preserve">Val </w:t>
+            </w:r>
+            <w:r>
+              <w:rPr>
+                <w:b/>
+                <w:bCs/>
+                <w:color w:val="FFFFFF" w:themeColor="background1"/>
+                <w:sz w:val="18"/>
+                <w:szCs w:val="18"/>
+              </w:rPr>
+              <w:t>Loss</w:t>
+            </w:r>
+          </w:p>
+        </w:tc>
+      </w:tr>
+      <w:tr>
+        <w:trPr>
+          <w:trHeight w:val="375"/>
+        </w:trPr>
+        <w:tc>
+          <w:tcPr>
+            <w:tcW w:w="2295" w:type="dxa"/>
+            <w:tcBorders>
+              <w:top w:val="single" w:sz="8" w:space="0" w:color="CCCCDD"/>
+              <w:left w:val="single" w:sz="8" w:space="0" w:color="CCCCDD"/>
+              <w:bottom w:val="single" w:sz="8" w:space="0" w:color="CCCCDD"/>
+              <w:right w:val="single" w:sz="8" w:space="0" w:color="CCCCDD"/>
+            </w:tcBorders>
+            <w:tcMar>
+              <w:left w:w="108" w:type="dxa"/>
+              <w:right w:w="108" w:type="dxa"/>
+            </w:tcMar>
+          </w:tcPr>
+          <w:p>
+            <w:pPr>
+              <w:spacing w:before="106"/>
+              <w:ind w:left="120"/>
+              <w:jc w:val="center"/>
+            </w:pPr>
+            <w:r>
+              <w:rPr>
+                <w:sz w:val="18"/>
+                <w:szCs w:val="18"/>
+              </w:rPr>
+              <w:t>Context length</w:t>
+            </w:r>
+          </w:p>
+        </w:tc>
+        <w:tc>
+          <w:tcPr>
+            <w:tcW w:w="2295" w:type="dxa"/>
+            <w:tcBorders>
+              <w:top w:val="single" w:sz="8" w:space="0" w:color="CCCCDD"/>
+              <w:left w:val="single" w:sz="8" w:space="0" w:color="CCCCDD"/>
+              <w:bottom w:val="single" w:sz="8" w:space="0" w:color="CCCCDD"/>
+              <w:right w:val="single" w:sz="8" w:space="0" w:color="CCCCDD"/>
+            </w:tcBorders>
+            <w:tcMar>
+              <w:left w:w="108" w:type="dxa"/>
+              <w:right w:w="108" w:type="dxa"/>
+            </w:tcMar>
+          </w:tcPr>
+          <w:p>
+            <w:pPr>
+              <w:spacing w:before="106"/>
+              <w:ind w:left="120"/>
+              <w:jc w:val="center"/>
+            </w:pPr>
+            <w:r>
+              <w:rPr>
+                <w:sz w:val="18"/>
+                <w:szCs w:val="18"/>
+              </w:rPr>
+              <w:t>block_size = 3</w:t>
+            </w:r>
+          </w:p>
+        </w:tc>
+        <w:tc>
+          <w:tcPr>
+            <w:tcW w:w="1905" w:type="dxa"/>
+            <w:tcBorders>
+              <w:top w:val="single" w:sz="8" w:space="0" w:color="CCCCDD"/>
+              <w:left w:val="single" w:sz="8" w:space="0" w:color="CCCCDD"/>
+              <w:bottom w:val="single" w:sz="8" w:space="0" w:color="CCCCDD"/>
+              <w:right w:val="single" w:sz="8" w:space="0" w:color="CCCCDD"/>
+            </w:tcBorders>
+            <w:tcMar>
+              <w:left w:w="108" w:type="dxa"/>
+              <w:right w:w="108" w:type="dxa"/>
+            </w:tcMar>
+          </w:tcPr>
+          <w:p>
+            <w:pPr>
+              <w:spacing w:before="106"/>
+              <w:jc w:val="center"/>
+            </w:pPr>
+            <w:r>
+              <w:rPr>
+                <w:sz w:val="18"/>
+                <w:szCs w:val="18"/>
+              </w:rPr>
+              <w:t>2.13</w:t>
+            </w:r>
+          </w:p>
+        </w:tc>
+        <w:tc>
+          <w:tcPr>
+            <w:tcW w:w="1905" w:type="dxa"/>
+            <w:tcBorders>
+              <w:top w:val="single" w:sz="8" w:space="0" w:color="CCCCDD"/>
+              <w:left w:val="single" w:sz="8" w:space="0" w:color="CCCCDD"/>
+              <w:bottom w:val="single" w:sz="8" w:space="0" w:color="CCCCDD"/>
+              <w:right w:val="single" w:sz="8" w:space="0" w:color="CCCCDD"/>
+            </w:tcBorders>
+            <w:tcMar>
+              <w:left w:w="108" w:type="dxa"/>
+              <w:right w:w="108" w:type="dxa"/>
+            </w:tcMar>
+          </w:tcPr>
+          <w:p>
+            <w:pPr>
+              <w:spacing w:before="106"/>
+              <w:jc w:val="center"/>
+            </w:pPr>
+            <w:r>
+              <w:rPr>
+                <w:sz w:val="18"/>
+                <w:szCs w:val="18"/>
+              </w:rPr>
+              <w:t>2.15</w:t>
+            </w:r>
+          </w:p>
+        </w:tc>
+      </w:tr>
+      <w:tr>
+        <w:trPr>
+          <w:trHeight w:val="375"/>
+        </w:trPr>
+        <w:tc>
+          <w:tcPr>
+            <w:tcW w:w="2295" w:type="dxa"/>
+            <w:tcBorders>
+              <w:top w:val="single" w:sz="8" w:space="0" w:color="CCCCDD"/>
+              <w:left w:val="single" w:sz="8" w:space="0" w:color="CCCCDD"/>
+              <w:bottom w:val="single" w:sz="8" w:space="0" w:color="CCCCDD"/>
+              <w:right w:val="single" w:sz="8" w:space="0" w:color="CCCCDD"/>
+            </w:tcBorders>
+            <w:tcMar>
+              <w:left w:w="108" w:type="dxa"/>
+              <w:right w:w="108" w:type="dxa"/>
+            </w:tcMar>
+          </w:tcPr>
+          <w:p>
+            <w:pPr>
+              <w:spacing w:before="106"/>
+              <w:ind w:left="120"/>
+              <w:jc w:val="center"/>
+            </w:pPr>
+            <w:r>
+              <w:rPr>
+                <w:sz w:val="18"/>
+                <w:szCs w:val="18"/>
+              </w:rPr>
+              <w:t>Context length</w:t>
+            </w:r>
+          </w:p>
+        </w:tc>
+        <w:tc>
+          <w:tcPr>
+            <w:tcW w:w="2295" w:type="dxa"/>
+            <w:tcBorders>
+              <w:top w:val="single" w:sz="8" w:space="0" w:color="CCCCDD"/>
+              <w:left w:val="single" w:sz="8" w:space="0" w:color="CCCCDD"/>
+              <w:bottom w:val="single" w:sz="8" w:space="0" w:color="CCCCDD"/>
+              <w:right w:val="single" w:sz="8" w:space="0" w:color="CCCCDD"/>
+            </w:tcBorders>
+            <w:tcMar>
+              <w:left w:w="108" w:type="dxa"/>
+              <w:right w:w="108" w:type="dxa"/>
+            </w:tcMar>
+          </w:tcPr>
+          <w:p>
+            <w:pPr>
+              <w:spacing w:before="106"/>
+              <w:ind w:left="120"/>
+              <w:jc w:val="center"/>
+            </w:pPr>
+            <w:r>
+              <w:rPr>
+                <w:sz w:val="18"/>
+                <w:szCs w:val="18"/>
+              </w:rPr>
+              <w:t>block_size = 16</w:t>
+            </w:r>
+          </w:p>
+        </w:tc>
+        <w:tc>
+          <w:tcPr>
+            <w:tcW w:w="1905" w:type="dxa"/>
+            <w:tcBorders>
+              <w:top w:val="single" w:sz="8" w:space="0" w:color="CCCCDD"/>
+              <w:left w:val="single" w:sz="8" w:space="0" w:color="CCCCDD"/>
+              <w:bottom w:val="single" w:sz="8" w:space="0" w:color="CCCCDD"/>
+              <w:right w:val="single" w:sz="8" w:space="0" w:color="CCCCDD"/>
+            </w:tcBorders>
+            <w:tcMar>
+              <w:left w:w="108" w:type="dxa"/>
+              <w:right w:w="108" w:type="dxa"/>
+            </w:tcMar>
+          </w:tcPr>
+          <w:p>
+            <w:pPr>
+              <w:spacing w:before="106"/>
+              <w:jc w:val="center"/>
+            </w:pPr>
+            <w:r>
+              <w:rPr>
+                <w:sz w:val="18"/>
+                <w:szCs w:val="18"/>
+              </w:rPr>
+              <w:t>2.02</w:t>
+            </w:r>
+          </w:p>
+        </w:tc>
+        <w:tc>
+          <w:tcPr>
+            <w:tcW w:w="1905" w:type="dxa"/>
+            <w:tcBorders>
+              <w:top w:val="single" w:sz="8" w:space="0" w:color="CCCCDD"/>
+              <w:left w:val="single" w:sz="8" w:space="0" w:color="CCCCDD"/>
+              <w:bottom w:val="single" w:sz="8" w:space="0" w:color="CCCCDD"/>
+              <w:right w:val="single" w:sz="8" w:space="0" w:color="CCCCDD"/>
+            </w:tcBorders>
+            <w:tcMar>
+              <w:left w:w="108" w:type="dxa"/>
+              <w:right w:w="108" w:type="dxa"/>
+            </w:tcMar>
+          </w:tcPr>
+          <w:p>
+            <w:pPr>
+              <w:spacing w:before="106"/>
+              <w:jc w:val="center"/>
+            </w:pPr>
+            <w:r>
+              <w:rPr>
+                <w:sz w:val="18"/>
+                <w:szCs w:val="18"/>
+              </w:rPr>
+              <w:t>2.07</w:t>
+            </w:r>
+          </w:p>
+        </w:tc>
+      </w:tr>
+      <w:tr>
+        <w:trPr>
+          <w:trHeight w:val="375"/>
+        </w:trPr>
+        <w:tc>
+          <w:tcPr>
+            <w:tcW w:w="2295" w:type="dxa"/>
+            <w:tcBorders>
+              <w:top w:val="single" w:sz="8" w:space="0" w:color="CCCCDD"/>
+              <w:left w:val="single" w:sz="8" w:space="0" w:color="CCCCDD"/>
+              <w:bottom w:val="single" w:sz="8" w:space="0" w:color="CCCCDD"/>
+              <w:right w:val="single" w:sz="8" w:space="0" w:color="CCCCDD"/>
+            </w:tcBorders>
+            <w:tcMar>
+              <w:left w:w="108" w:type="dxa"/>
+              <w:right w:w="108" w:type="dxa"/>
+            </w:tcMar>
+          </w:tcPr>
+          <w:p>
+            <w:pPr>
+              <w:spacing w:before="106"/>
+              <w:ind w:left="120"/>
+              <w:jc w:val="center"/>
+            </w:pPr>
+            <w:r>
+              <w:rPr>
+                <w:sz w:val="18"/>
+                <w:szCs w:val="18"/>
+              </w:rPr>
+              <w:t>Batch size</w:t>
+            </w:r>
+          </w:p>
+        </w:tc>
+        <w:tc>
+          <w:tcPr>
+            <w:tcW w:w="2295" w:type="dxa"/>
+            <w:tcBorders>
+              <w:top w:val="single" w:sz="8" w:space="0" w:color="CCCCDD"/>
+              <w:left w:val="single" w:sz="8" w:space="0" w:color="CCCCDD"/>
+              <w:bottom w:val="single" w:sz="8" w:space="0" w:color="CCCCDD"/>
+              <w:right w:val="single" w:sz="8" w:space="0" w:color="CCCCDD"/>
+            </w:tcBorders>
+            <w:tcMar>
+              <w:left w:w="108" w:type="dxa"/>
+              <w:right w:w="108" w:type="dxa"/>
+            </w:tcMar>
+          </w:tcPr>
+          <w:p>
+            <w:pPr>
+              <w:spacing w:before="106"/>
+              <w:ind w:left="120"/>
+              <w:jc w:val="center"/>
+            </w:pPr>
+            <w:r>
+              <w:rPr>
+                <w:sz w:val="18"/>
+                <w:szCs w:val="18"/>
+              </w:rPr>
+              <w:t>batch_size = 16</w:t>
+            </w:r>
+          </w:p>
+        </w:tc>
+        <w:tc>
+          <w:tcPr>
+            <w:tcW w:w="1905" w:type="dxa"/>
+            <w:tcBorders>
+              <w:top w:val="single" w:sz="8" w:space="0" w:color="CCCCDD"/>
+              <w:left w:val="single" w:sz="8" w:space="0" w:color="CCCCDD"/>
+              <w:bottom w:val="single" w:sz="8" w:space="0" w:color="CCCCDD"/>
+              <w:right w:val="single" w:sz="8" w:space="0" w:color="CCCCDD"/>
+            </w:tcBorders>
+            <w:tcMar>
+              <w:left w:w="108" w:type="dxa"/>
+              <w:right w:w="108" w:type="dxa"/>
+            </w:tcMar>
+          </w:tcPr>
+          <w:p>
+            <w:pPr>
+              <w:spacing w:before="106"/>
+              <w:jc w:val="center"/>
+            </w:pPr>
+            <w:r>
+              <w:rPr>
+                <w:sz w:val="18"/>
+                <w:szCs w:val="18"/>
+              </w:rPr>
+              <w:t>2.18</w:t>
+            </w:r>
+          </w:p>
+        </w:tc>
+        <w:tc>
+          <w:tcPr>
+            <w:tcW w:w="1905" w:type="dxa"/>
+            <w:tcBorders>
+              <w:top w:val="single" w:sz="8" w:space="0" w:color="CCCCDD"/>
+              <w:left w:val="single" w:sz="8" w:space="0" w:color="CCCCDD"/>
+              <w:bottom w:val="single" w:sz="8" w:space="0" w:color="CCCCDD"/>
+              <w:right w:val="single" w:sz="8" w:space="0" w:color="CCCCDD"/>
+            </w:tcBorders>
+            <w:tcMar>
+              <w:left w:w="108" w:type="dxa"/>
+              <w:right w:w="108" w:type="dxa"/>
+            </w:tcMar>
+          </w:tcPr>
+          <w:p>
+            <w:pPr>
+              <w:spacing w:before="106"/>
+              <w:jc w:val="center"/>
+            </w:pPr>
+            <w:r>
+              <w:rPr>
+                <w:sz w:val="18"/>
+                <w:szCs w:val="18"/>
+              </w:rPr>
+              <w:t>2.18</w:t>
+            </w:r>
+          </w:p>
+        </w:tc>
+      </w:tr>
+      <w:tr>
+        <w:trPr>
+          <w:trHeight w:val="375"/>
+        </w:trPr>
+        <w:tc>
+          <w:tcPr>
+            <w:tcW w:w="2295" w:type="dxa"/>
+            <w:tcBorders>
+              <w:top w:val="single" w:sz="8" w:space="0" w:color="CCCCDD"/>
+              <w:left w:val="single" w:sz="8" w:space="0" w:color="CCCCDD"/>
+              <w:bottom w:val="single" w:sz="8" w:space="0" w:color="CCCCDD"/>
+              <w:right w:val="single" w:sz="8" w:space="0" w:color="CCCCDD"/>
+            </w:tcBorders>
+            <w:tcMar>
+              <w:left w:w="108" w:type="dxa"/>
+              <w:right w:w="108" w:type="dxa"/>
+            </w:tcMar>
+          </w:tcPr>
+          <w:p>
+            <w:pPr>
+              <w:spacing w:before="106"/>
+              <w:ind w:left="120"/>
+              <w:jc w:val="center"/>
+            </w:pPr>
+            <w:r>
+              <w:rPr>
+                <w:sz w:val="18"/>
+                <w:szCs w:val="18"/>
+              </w:rPr>
+              <w:t>Batch size</w:t>
+            </w:r>
+          </w:p>
+        </w:tc>
+        <w:tc>
+          <w:tcPr>
+            <w:tcW w:w="2295" w:type="dxa"/>
+            <w:tcBorders>
+              <w:top w:val="single" w:sz="8" w:space="0" w:color="CCCCDD"/>
+              <w:left w:val="single" w:sz="8" w:space="0" w:color="CCCCDD"/>
+              <w:bottom w:val="single" w:sz="8" w:space="0" w:color="CCCCDD"/>
+              <w:right w:val="single" w:sz="8" w:space="0" w:color="CCCCDD"/>
+            </w:tcBorders>
+            <w:tcMar>
+              <w:left w:w="108" w:type="dxa"/>
+              <w:right w:w="108" w:type="dxa"/>
+            </w:tcMar>
+          </w:tcPr>
+          <w:p>
+            <w:pPr>
+              <w:spacing w:before="106"/>
+              <w:ind w:left="120"/>
+              <w:jc w:val="center"/>
+            </w:pPr>
+            <w:r>
+              <w:rPr>
+                <w:sz w:val="18"/>
+                <w:szCs w:val="18"/>
+              </w:rPr>
+              <w:t>batch_size = 128</w:t>
+            </w:r>
+          </w:p>
+        </w:tc>
+        <w:tc>
+          <w:tcPr>
+            <w:tcW w:w="1905" w:type="dxa"/>
+            <w:tcBorders>
+              <w:top w:val="single" w:sz="8" w:space="0" w:color="CCCCDD"/>
+              <w:left w:val="single" w:sz="8" w:space="0" w:color="CCCCDD"/>
+              <w:bottom w:val="single" w:sz="8" w:space="0" w:color="CCCCDD"/>
+              <w:right w:val="single" w:sz="8" w:space="0" w:color="CCCCDD"/>
+            </w:tcBorders>
+            <w:tcMar>
+              <w:left w:w="108" w:type="dxa"/>
+              <w:right w:w="108" w:type="dxa"/>
+            </w:tcMar>
+          </w:tcPr>
+          <w:p>
+            <w:pPr>
+              <w:spacing w:before="106"/>
+              <w:jc w:val="center"/>
+            </w:pPr>
+            <w:r>
+              <w:rPr>
+                <w:sz w:val="18"/>
+                <w:szCs w:val="18"/>
+              </w:rPr>
+              <w:t>2.09</w:t>
+            </w:r>
+          </w:p>
+        </w:tc>
+        <w:tc>
+          <w:tcPr>
+            <w:tcW w:w="1905" w:type="dxa"/>
+            <w:tcBorders>
+              <w:top w:val="single" w:sz="8" w:space="0" w:color="CCCCDD"/>
+              <w:left w:val="single" w:sz="8" w:space="0" w:color="CCCCDD"/>
+              <w:bottom w:val="single" w:sz="8" w:space="0" w:color="CCCCDD"/>
+              <w:right w:val="single" w:sz="8" w:space="0" w:color="CCCCDD"/>
+            </w:tcBorders>
+            <w:tcMar>
+              <w:left w:w="108" w:type="dxa"/>
+              <w:right w:w="108" w:type="dxa"/>
+            </w:tcMar>
+          </w:tcPr>
+          <w:p>
+            <w:pPr>
+              <w:spacing w:before="106"/>
+              <w:jc w:val="center"/>
+            </w:pPr>
+            <w:r>
+              <w:rPr>
+                <w:sz w:val="18"/>
+                <w:szCs w:val="18"/>
+              </w:rPr>
+              <w:t>2.13</w:t>
+            </w:r>
+          </w:p>
+        </w:tc>
+      </w:tr>
+      <w:tr>
+        <w:trPr>
+          <w:trHeight w:val="375"/>
+        </w:trPr>
+        <w:tc>
+          <w:tcPr>
+            <w:tcW w:w="2295" w:type="dxa"/>
+            <w:tcBorders>
+              <w:top w:val="single" w:sz="8" w:space="0" w:color="CCCCDD"/>
+              <w:left w:val="single" w:sz="8" w:space="0" w:color="CCCCDD"/>
+              <w:bottom w:val="single" w:sz="8" w:space="0" w:color="CCCCDD"/>
+              <w:right w:val="single" w:sz="8" w:space="0" w:color="CCCCDD"/>
+            </w:tcBorders>
+            <w:tcMar>
+              <w:left w:w="108" w:type="dxa"/>
+              <w:right w:w="108" w:type="dxa"/>
+            </w:tcMar>
+          </w:tcPr>
+          <w:p>
+            <w:pPr>
+              <w:spacing w:before="106"/>
+              <w:ind w:left="120"/>
+              <w:jc w:val="center"/>
+            </w:pPr>
+            <w:r>
+              <w:rPr>
+                <w:sz w:val="18"/>
+                <w:szCs w:val="18"/>
+              </w:rPr>
+              <w:t>Architecture (tiny)</w:t>
+            </w:r>
+          </w:p>
+        </w:tc>
+        <w:tc>
+          <w:tcPr>
+            <w:tcW w:w="2295" w:type="dxa"/>
+            <w:tcBorders>
+              <w:top w:val="single" w:sz="8" w:space="0" w:color="CCCCDD"/>
+              <w:left w:val="single" w:sz="8" w:space="0" w:color="CCCCDD"/>
+              <w:bottom w:val="single" w:sz="8" w:space="0" w:color="CCCCDD"/>
+              <w:right w:val="single" w:sz="8" w:space="0" w:color="CCCCDD"/>
+            </w:tcBorders>
+            <w:tcMar>
+              <w:left w:w="108" w:type="dxa"/>
+              <w:right w:w="108" w:type="dxa"/>
+            </w:tcMar>
+          </w:tcPr>
+          <w:p>
+            <w:pPr>
+              <w:spacing w:before="106"/>
+              <w:ind w:left="120"/>
+              <w:jc w:val="center"/>
+            </w:pPr>
+            <w:r>
+              <w:rPr>
+                <w:sz w:val="18"/>
+                <w:szCs w:val="18"/>
+              </w:rPr>
+              <w:t>n_embd=8, n_hidden=100</w:t>
+            </w:r>
+          </w:p>
+        </w:tc>
+        <w:tc>
+          <w:tcPr>
+            <w:tcW w:w="1905" w:type="dxa"/>
+            <w:tcBorders>
+              <w:top w:val="single" w:sz="8" w:space="0" w:color="CCCCDD"/>
+              <w:left w:val="single" w:sz="8" w:space="0" w:color="CCCCDD"/>
+              <w:bottom w:val="single" w:sz="8" w:space="0" w:color="CCCCDD"/>
+              <w:right w:val="single" w:sz="8" w:space="0" w:color="CCCCDD"/>
+            </w:tcBorders>
+            <w:tcMar>
+              <w:left w:w="108" w:type="dxa"/>
+              <w:right w:w="108" w:type="dxa"/>
+            </w:tcMar>
+          </w:tcPr>
+          <w:p>
+            <w:pPr>
+              <w:spacing w:before="106"/>
+              <w:jc w:val="center"/>
+            </w:pPr>
+            <w:r>
+              <w:rPr>
+                <w:sz w:val="18"/>
+                <w:szCs w:val="18"/>
+              </w:rPr>
+              <w:t>~2.12</w:t>
+            </w:r>
+          </w:p>
+        </w:tc>
+        <w:tc>
+          <w:tcPr>
+            <w:tcW w:w="1905" w:type="dxa"/>
+            <w:tcBorders>
+              <w:top w:val="single" w:sz="8" w:space="0" w:color="CCCCDD"/>
+              <w:left w:val="single" w:sz="8" w:space="0" w:color="CCCCDD"/>
+              <w:bottom w:val="single" w:sz="8" w:space="0" w:color="CCCCDD"/>
+              <w:right w:val="single" w:sz="8" w:space="0" w:color="CCCCDD"/>
+            </w:tcBorders>
+            <w:tcMar>
+              <w:left w:w="108" w:type="dxa"/>
+              <w:right w:w="108" w:type="dxa"/>
+            </w:tcMar>
+          </w:tcPr>
+          <w:p>
+            <w:pPr>
+              <w:spacing w:before="106"/>
+              <w:jc w:val="center"/>
+            </w:pPr>
+            <w:r>
+              <w:rPr>
+                <w:sz w:val="18"/>
+                <w:szCs w:val="18"/>
+              </w:rPr>
+              <w:t>~2.12</w:t>
+            </w:r>
+          </w:p>
+        </w:tc>
+      </w:tr>
+      <w:tr>
+        <w:trPr>
+          <w:trHeight w:val="375"/>
+        </w:trPr>
+        <w:tc>
+          <w:tcPr>
+            <w:tcW w:w="2295" w:type="dxa"/>
+            <w:tcBorders>
+              <w:top w:val="single" w:sz="8" w:space="0" w:color="CCCCDD"/>
+              <w:left w:val="single" w:sz="8" w:space="0" w:color="CCCCDD"/>
+              <w:bottom w:val="single" w:sz="8" w:space="0" w:color="CCCCDD"/>
+              <w:right w:val="single" w:sz="8" w:space="0" w:color="CCCCDD"/>
+            </w:tcBorders>
+            <w:tcMar>
+              <w:left w:w="108" w:type="dxa"/>
+              <w:right w:w="108" w:type="dxa"/>
+            </w:tcMar>
+          </w:tcPr>
+          <w:p>
+            <w:pPr>
+              <w:spacing w:before="106"/>
+              <w:ind w:left="120"/>
+              <w:jc w:val="center"/>
+            </w:pPr>
+            <w:r>
+              <w:rPr>
+                <w:sz w:val="18"/>
+                <w:szCs w:val="18"/>
+              </w:rPr>
+              <w:t>Architecture (large)</w:t>
+            </w:r>
+          </w:p>
+        </w:tc>
+        <w:tc>
+          <w:tcPr>
+            <w:tcW w:w="2295" w:type="dxa"/>
+            <w:tcBorders>
+              <w:top w:val="single" w:sz="8" w:space="0" w:color="CCCCDD"/>
+              <w:left w:val="single" w:sz="8" w:space="0" w:color="CCCCDD"/>
+              <w:bottom w:val="single" w:sz="8" w:space="0" w:color="CCCCDD"/>
+              <w:right w:val="single" w:sz="8" w:space="0" w:color="CCCCDD"/>
+            </w:tcBorders>
+            <w:tcMar>
+              <w:left w:w="108" w:type="dxa"/>
+              <w:right w:w="108" w:type="dxa"/>
+            </w:tcMar>
+          </w:tcPr>
+          <w:p>
+            <w:pPr>
+              <w:spacing w:before="106"/>
+              <w:ind w:left="120"/>
+              <w:jc w:val="center"/>
+            </w:pPr>
+            <w:r>
+              <w:rPr>
+                <w:sz w:val="18"/>
+                <w:szCs w:val="18"/>
+              </w:rPr>
+              <w:t>n_embd=24, n_hidden=400</w:t>
+            </w:r>
+          </w:p>
+        </w:tc>
+        <w:tc>
+          <w:tcPr>
+            <w:tcW w:w="1905" w:type="dxa"/>
+            <w:tcBorders>
+              <w:top w:val="single" w:sz="8" w:space="0" w:color="CCCCDD"/>
+              <w:left w:val="single" w:sz="8" w:space="0" w:color="CCCCDD"/>
+              <w:bottom w:val="single" w:sz="8" w:space="0" w:color="CCCCDD"/>
+              <w:right w:val="single" w:sz="8" w:space="0" w:color="CCCCDD"/>
+            </w:tcBorders>
+            <w:tcMar>
+              <w:left w:w="108" w:type="dxa"/>
+              <w:right w:w="108" w:type="dxa"/>
+            </w:tcMar>
+          </w:tcPr>
+          <w:p>
+            <w:pPr>
+              <w:spacing w:before="106"/>
+              <w:jc w:val="center"/>
+            </w:pPr>
+            <w:r>
+              <w:rPr>
+                <w:sz w:val="18"/>
+                <w:szCs w:val="18"/>
+              </w:rPr>
+              <w:t>~2.07</w:t>
+            </w:r>
+          </w:p>
+        </w:tc>
+        <w:tc>
+          <w:tcPr>
+            <w:tcW w:w="1905" w:type="dxa"/>
+            <w:tcBorders>
+              <w:top w:val="single" w:sz="8" w:space="0" w:color="CCCCDD"/>
+              <w:left w:val="single" w:sz="8" w:space="0" w:color="CCCCDD"/>
+              <w:bottom w:val="single" w:sz="8" w:space="0" w:color="CCCCDD"/>
+              <w:right w:val="single" w:sz="8" w:space="0" w:color="CCCCDD"/>
+            </w:tcBorders>
+            <w:tcMar>
+              <w:left w:w="108" w:type="dxa"/>
+              <w:right w:w="108" w:type="dxa"/>
+            </w:tcMar>
+          </w:tcPr>
+          <w:p>
+            <w:pPr>
+              <w:spacing w:before="106"/>
+              <w:jc w:val="center"/>
+            </w:pPr>
+            <w:r>
+              <w:rPr>
+                <w:sz w:val="18"/>
+                <w:szCs w:val="18"/>
+              </w:rPr>
+              <w:t>~2.07</w:t>
+            </w:r>
+          </w:p>
+        </w:tc>
+      </w:tr>
+    </w:tbl>
+    <w:p>
+      <w:pPr>
+        <w:spacing w:before="80" w:line="276" w:lineRule="auto"/>
+        <w:ind w:left="264"/>
+        <w:jc w:val="center"/>
+      </w:pPr>
+      <w:r>
+        <w:rPr>
+          <w:rFonts w:ascii="Arial" w:eastAsia="Arial" w:hAnsi="Arial" w:cs="Arial"/>
+          <w:i/>
+          <w:iCs/>
+          <w:color w:val="6B6B89"/>
+          <w:sz w:val="17"/>
+          <w:szCs w:val="17"/>
+        </w:rPr>
+        <w:t>Table 3 — Boundary results from each sweep (best and worst configurations). Architecture size had negligible effect; context length and batch size both helped.</w:t>
+      </w:r>
+    </w:p>
+    <w:p>
+      <w:pPr>
+        <w:spacing w:before="80" w:line="276" w:lineRule="auto"/>
+        <w:ind w:left="264"/>
+        <w:jc w:val="center"/>
+        <w:rPr>
+          <w:rFonts w:ascii="Arial" w:eastAsia="Arial" w:hAnsi="Arial" w:cs="Arial"/>
+          <w:i/>
+          <w:iCs/>
+          <w:color w:val="6B6B89"/>
+          <w:sz w:val="17"/>
+          <w:szCs w:val="17"/>
+        </w:rPr>
+      </w:pPr>
+    </w:p>
+    <w:p>
+      <w:pPr>
+        <w:spacing w:before="80" w:line="276" w:lineRule="auto"/>
+        <w:jc w:val="center"/>
+        <w:rPr>
+          <w:rFonts w:ascii="Arial" w:eastAsia="Arial" w:hAnsi="Arial" w:cs="Arial"/>
+          <w:i/>
+          <w:iCs/>
+          <w:color w:val="6B6B89"/>
+          <w:sz w:val="17"/>
+          <w:szCs w:val="17"/>
+        </w:rPr>
+      </w:pPr>
+      <w:r>
+        <w:rPr>
+          <w:noProof/>
+        </w:rPr>
+        <w:drawing>
+          <wp:inline distT="0" distB="0" distL="0" distR="0" wp14:anchorId="396F1CA3" wp14:editId="3791CE4D">
+            <wp:extent cx="5943600" cy="1647825"/>
+            <wp:effectExtent l="0" t="0" r="0" b="0"/>
+            <wp:docPr id="1722722435" name="drawing"/>
+            <wp:cNvGraphicFramePr>
+              <a:graphicFrameLocks xmlns:a="http://schemas.openxmlformats.org/drawingml/2006/main" noChangeAspect="1"/>
+            </wp:cNvGraphicFramePr>
+            <a:graphic xmlns:a="http://schemas.openxmlformats.org/drawingml/2006/main">
+              <a:graphicData uri="http://schemas.openxmlformats.org/drawingml/2006/picture">
+                <pic:pic xmlns:pic="http://schemas.openxmlformats.org/drawingml/2006/picture">
+                  <pic:nvPicPr>
+                    <pic:cNvPr id="1722722435" name="Picture 1722722435"/>
+                    <pic:cNvPicPr/>
+                  </pic:nvPicPr>
+                  <pic:blipFill>
+                    <a:blip r:embed="rId6">
+                      <a:extLst>
+                        <a:ext uri="{28A0092B-C50C-407E-A947-70E740481C1C}">
+                          <a14:useLocalDpi xmlns:a14="http://schemas.microsoft.com/office/drawing/2010/main"/>
+                        </a:ext>
+                      </a:extLst>
+                    </a:blip>
+                    <a:stretch>
+                      <a:fillRect/>
+                    </a:stretch>
+                  </pic:blipFill>
+                  <pic:spPr>
+                    <a:xfrm>
+                      <a:off x="0" y="0"/>
+                      <a:ext cx="5943600" cy="1647825"/>
+                    </a:xfrm>
+                    <a:prstGeom prst="rect">
+                      <a:avLst/>
+                    </a:prstGeom>
+                  </pic:spPr>
+                </pic:pic>
+              </a:graphicData>
+            </a:graphic>
+          </wp:inline>
+        </w:drawing>
+      </w:r>
+    </w:p>
+    <w:p>
+      <w:pPr>
+        <w:spacing w:before="80" w:line="276" w:lineRule="auto"/>
+        <w:ind w:left="264"/>
+        <w:jc w:val="center"/>
+      </w:pPr>
+      <w:r>
+        <w:rPr>
+          <w:rFonts w:ascii="Arial" w:eastAsia="Arial" w:hAnsi="Arial" w:cs="Arial"/>
+          <w:i/>
+          <w:iCs/>
+          <w:color w:val="6B6B89"/>
+          <w:sz w:val="17"/>
+          <w:szCs w:val="17"/>
+        </w:rPr>
+        <w:t>Figure 1 — Hyperparameter sweeps (50 000 steps each). Left: context length; centre: batch size; right: architecture capacity. Train loss (solid blue), val loss (dashed orange).</w:t>
+      </w:r>
+    </w:p>
+    <w:p>
+      <w:pPr>
+        <w:pStyle w:val="Heading1"/>
+        <w:tabs>
+          <w:tab w:val="left" w:pos="9255"/>
+        </w:tabs>
+        <w:spacing w:before="285"/>
+        <w:rPr>
+          <w:color w:val="FFFFFF" w:themeColor="background1"/>
+        </w:rPr>
+      </w:pPr>
+    </w:p>
+    <w:p>
+      <w:pPr>
+        <w:pStyle w:val="Heading1"/>
+        <w:tabs>
+          <w:tab w:val="left" w:pos="9255"/>
+        </w:tabs>
+        <w:spacing w:before="285"/>
+        <w:rPr>
+          <w:color w:val="FFFFFF" w:themeColor="background1"/>
+        </w:rPr>
+      </w:pPr>
+    </w:p>
+    <w:p>
+      <w:pPr>
+        <w:spacing w:before="285"/>
+      </w:pPr>
+      <w:r>
+        <w:br w:type="page"/>
+      </w:r>
+    </w:p>
+    <w:p>
+      <w:pPr>
+        <w:pStyle w:val="Heading1"/>
+        <w:tabs>
+          <w:tab w:val="left" w:pos="9255"/>
+        </w:tabs>
+        <w:spacing w:before="285"/>
+      </w:pPr>
+      <w:r>
+        <w:rPr>
+          <w:color w:val="FFFFFF" w:themeColor="background1"/>
+        </w:rPr>
+        <w:lastRenderedPageBreak/>
+        <w:t xml:space="preserve"> 5. Key Insights and Challenges</w:t>
+      </w:r>
+      <w:r>
         <w:tab/>
       </w:r>
     </w:p>
@@ -6753,22 +7843,18 @@
     <w:p>
       <w:pPr>
         <w:pStyle w:val="Heading2"/>
-        <w:numPr>
-          <w:ilvl w:val="1"/>
-          <w:numId w:val="1"/>
-        </w:numPr>
         <w:tabs>
           <w:tab w:val="left" w:pos="630"/>
         </w:tabs>
         <w:spacing w:before="1"/>
-        <w:ind w:hanging="366"/>
+        <w:ind w:left="630" w:hanging="366"/>
       </w:pPr>
       <w:r>
         <w:rPr>
           <w:color w:val="494D9A"/>
           <w:spacing w:val="-2"/>
         </w:rPr>
-        <w:t>Insights</w:t>
+        <w:t>5.1 Insights</w:t>
       </w:r>
     </w:p>
     <w:p>
@@ -6776,7 +7862,7 @@
         <w:pStyle w:val="ListParagraph"/>
         <w:numPr>
           <w:ilvl w:val="2"/>
-          <w:numId w:val="1"/>
+          <w:numId w:val="2"/>
         </w:numPr>
         <w:tabs>
           <w:tab w:val="left" w:pos="770"/>
@@ -7028,7 +8114,7 @@
         <w:pStyle w:val="ListParagraph"/>
         <w:numPr>
           <w:ilvl w:val="2"/>
-          <w:numId w:val="1"/>
+          <w:numId w:val="2"/>
         </w:numPr>
         <w:tabs>
           <w:tab w:val="left" w:pos="883"/>
@@ -7064,7 +8150,23 @@
           <w:color w:val="1A1A2D"/>
           <w:sz w:val="20"/>
         </w:rPr>
-        <w:t xml:space="preserve">Fixing the output layer scale (×0.01) and applying Kaiming </w:t>
+        <w:t xml:space="preserve">Fixing the output layer scale (×0.01) and applying </w:t>
+      </w:r>
+      <w:proofErr w:type="spellStart"/>
+      <w:r>
+        <w:rPr>
+          <w:color w:val="1A1A2D"/>
+          <w:sz w:val="20"/>
+        </w:rPr>
+        <w:t>Kaiming</w:t>
+      </w:r>
+      <w:proofErr w:type="spellEnd"/>
+      <w:r>
+        <w:rPr>
+          <w:color w:val="1A1A2D"/>
+          <w:sz w:val="20"/>
+        </w:rPr>
+        <w:t xml:space="preserve"> </w:t>
       </w:r>
       <w:proofErr w:type="spellStart"/>
       <w:r>
@@ -7088,7 +8190,7 @@
         <w:pStyle w:val="ListParagraph"/>
         <w:numPr>
           <w:ilvl w:val="2"/>
-          <w:numId w:val="1"/>
+          <w:numId w:val="2"/>
         </w:numPr>
         <w:tabs>
           <w:tab w:val="left" w:pos="777"/>
@@ -7157,7 +8259,7 @@
         <w:pStyle w:val="ListParagraph"/>
         <w:numPr>
           <w:ilvl w:val="2"/>
-          <w:numId w:val="1"/>
+          <w:numId w:val="2"/>
         </w:numPr>
         <w:tabs>
           <w:tab w:val="left" w:pos="811"/>
@@ -7166,14 +8268,17 @@
         <w:ind w:firstLine="0"/>
         <w:rPr>
           <w:sz w:val="20"/>
+          <w:szCs w:val="20"/>
         </w:rPr>
       </w:pPr>
       <w:r>
         <w:rPr>
           <w:rFonts w:ascii="Arial" w:hAnsi="Arial"/>
           <w:b/>
+          <w:bCs/>
           <w:color w:val="1A1A2D"/>
           <w:sz w:val="20"/>
+          <w:szCs w:val="20"/>
         </w:rPr>
         <w:t xml:space="preserve">Manual backprop builds real intuition. </w:t>
       </w:r>
@@ -7181,140 +8286,73 @@
         <w:rPr>
           <w:color w:val="1A1A2D"/>
           <w:sz w:val="20"/>
-        </w:rPr>
-        <w:t xml:space="preserve">Deriving every gradient by hand — especially the fused </w:t>
-      </w:r>
-      <w:proofErr w:type="spellStart"/>
-      <w:r>
-        <w:rPr>
-          <w:color w:val="1A1A2D"/>
-          <w:sz w:val="20"/>
-        </w:rPr>
-        <w:t>BatchNorm</w:t>
-      </w:r>
-      <w:proofErr w:type="spellEnd"/>
-      <w:r>
-        <w:rPr>
-          <w:color w:val="1A1A2D"/>
-          <w:sz w:val="20"/>
-        </w:rPr>
-        <w:t xml:space="preserve"> backward — made the chain rule concrete and clarified why operations like broadcast and sum require careful gradient accumulation.</w:t>
-      </w:r>
-    </w:p>
-    <w:p>
-      <w:pPr>
-        <w:pStyle w:val="ListParagraph"/>
-        <w:spacing w:line="292" w:lineRule="auto"/>
-        <w:rPr>
-          <w:sz w:val="20"/>
-        </w:rPr>
-        <w:sectPr>
-          <w:pgSz w:w="12240" w:h="15840"/>
-          <w:pgMar w:top="1540" w:right="1440" w:bottom="280" w:left="1440" w:header="720" w:footer="720" w:gutter="0"/>
-          <w:cols w:space="720"/>
-        </w:sectPr>
-      </w:pPr>
+          <w:szCs w:val="20"/>
+        </w:rPr>
+        <w:t>Deriving every gradient by hand — especially the fused BatchNorm backward — made the chain rule concrete and clarified why operations like broadcast and sum require careful gradient accumulation.</w:t>
+      </w:r>
     </w:p>
     <w:p>
       <w:pPr>
         <w:pStyle w:val="ListParagraph"/>
         <w:numPr>
           <w:ilvl w:val="2"/>
-          <w:numId w:val="1"/>
+          <w:numId w:val="2"/>
         </w:numPr>
         <w:tabs>
-          <w:tab w:val="left" w:pos="824"/>
+          <w:tab w:val="left" w:pos="811"/>
         </w:tabs>
-        <w:spacing w:before="72" w:line="292" w:lineRule="auto"/>
+        <w:spacing w:before="57" w:line="292" w:lineRule="auto"/>
         <w:ind w:firstLine="0"/>
         <w:rPr>
           <w:sz w:val="20"/>
+          <w:szCs w:val="20"/>
         </w:rPr>
       </w:pPr>
       <w:r>
         <w:rPr>
           <w:rFonts w:ascii="Arial" w:hAnsi="Arial"/>
           <w:b/>
+          <w:bCs/>
           <w:color w:val="1A1A2D"/>
           <w:sz w:val="20"/>
-        </w:rPr>
-        <w:lastRenderedPageBreak/>
+          <w:szCs w:val="20"/>
+        </w:rPr>
         <w:t xml:space="preserve">Hierarchical processing scales better. </w:t>
       </w:r>
       <w:r>
         <w:rPr>
           <w:color w:val="1A1A2D"/>
           <w:sz w:val="20"/>
-        </w:rPr>
-        <w:t xml:space="preserve">The </w:t>
-      </w:r>
-      <w:proofErr w:type="spellStart"/>
-      <w:r>
-        <w:rPr>
-          <w:color w:val="1A1A2D"/>
-          <w:sz w:val="20"/>
-        </w:rPr>
-        <w:t>WaveNet</w:t>
-      </w:r>
-      <w:proofErr w:type="spellEnd"/>
-      <w:r>
-        <w:rPr>
-          <w:color w:val="1A1A2D"/>
-          <w:sz w:val="20"/>
-        </w:rPr>
-        <w:t xml:space="preserve">-style architecture achieves a lower validation loss (1.993 vs 2.105) with the same training budget, because merging context progressively prevents the first hidden layer from being overwhelmed by a </w:t>
-      </w:r>
-      <w:proofErr w:type="gramStart"/>
-      <w:r>
-        <w:rPr>
-          <w:color w:val="1A1A2D"/>
-          <w:sz w:val="20"/>
-        </w:rPr>
-        <w:t>large concatenated</w:t>
-      </w:r>
-      <w:proofErr w:type="gramEnd"/>
-      <w:r>
-        <w:rPr>
-          <w:color w:val="1A1A2D"/>
-          <w:sz w:val="20"/>
-        </w:rPr>
-        <w:t xml:space="preserve"> </w:t>
-      </w:r>
-      <w:r>
-        <w:rPr>
-          <w:color w:val="1A1A2D"/>
-          <w:spacing w:val="-2"/>
-          <w:sz w:val="20"/>
-        </w:rPr>
-        <w:t>input.</w:t>
+          <w:szCs w:val="20"/>
+        </w:rPr>
+        <w:t>The WaveNet-style architecture achieves a lower validation loss (1.993 vs 2.105) with the same training budget, because merging context progressively prevents the first hidden layer from being overwhelmed by a large concatenated input.</w:t>
       </w:r>
     </w:p>
     <w:p>
       <w:pPr>
-        <w:pStyle w:val="BodyText"/>
-        <w:spacing w:before="149"/>
-        <w:ind w:left="0"/>
-        <w:jc w:val="left"/>
+        <w:tabs>
+          <w:tab w:val="left" w:pos="811"/>
+        </w:tabs>
+        <w:spacing w:before="57" w:line="292" w:lineRule="auto"/>
+        <w:rPr>
+          <w:color w:val="1A1A2D"/>
+          <w:sz w:val="20"/>
+          <w:szCs w:val="20"/>
+        </w:rPr>
       </w:pPr>
     </w:p>
     <w:p>
       <w:pPr>
         <w:pStyle w:val="Heading2"/>
-        <w:numPr>
-          <w:ilvl w:val="1"/>
-          <w:numId w:val="1"/>
-        </w:numPr>
         <w:tabs>
           <w:tab w:val="left" w:pos="630"/>
         </w:tabs>
-        <w:ind w:hanging="366"/>
       </w:pPr>
       <w:r>
         <w:rPr>
           <w:color w:val="494D9A"/>
-          <w:spacing w:val="-2"/>
-        </w:rPr>
-        <w:t>Challenges</w:t>
+        </w:rPr>
+        <w:t>5.2 Challenges</w:t>
       </w:r>
     </w:p>
     <w:p>
@@ -7322,7 +8360,7 @@
         <w:pStyle w:val="ListParagraph"/>
         <w:numPr>
           <w:ilvl w:val="2"/>
-          <w:numId w:val="1"/>
+          <w:numId w:val="2"/>
         </w:numPr>
         <w:tabs>
           <w:tab w:val="left" w:pos="767"/>
@@ -7331,224 +8369,27 @@
         <w:ind w:firstLine="0"/>
         <w:rPr>
           <w:sz w:val="20"/>
+          <w:szCs w:val="20"/>
         </w:rPr>
       </w:pPr>
       <w:r>
         <w:rPr>
           <w:rFonts w:ascii="Arial" w:hAnsi="Arial"/>
           <w:b/>
+          <w:bCs/>
           <w:color w:val="1A1A2D"/>
           <w:sz w:val="20"/>
-        </w:rPr>
-        <w:t>Tensor</w:t>
-      </w:r>
-      <w:r>
-        <w:rPr>
-          <w:rFonts w:ascii="Arial" w:hAnsi="Arial"/>
-          <w:b/>
-          <w:color w:val="1A1A2D"/>
-          <w:spacing w:val="-2"/>
+          <w:szCs w:val="20"/>
+        </w:rPr>
+        <w:t xml:space="preserve">Tensor shape debugging. </w:t>
+      </w:r>
+      <w:r>
+        <w:rPr>
+          <w:color w:val="1A1A2D"/>
           <w:sz w:val="20"/>
-        </w:rPr>
-        <w:t xml:space="preserve"> </w:t>
-      </w:r>
-      <w:r>
-        <w:rPr>
-          <w:rFonts w:ascii="Arial" w:hAnsi="Arial"/>
-          <w:b/>
-          <w:color w:val="1A1A2D"/>
-          <w:sz w:val="20"/>
-        </w:rPr>
-        <w:t>shape</w:t>
-      </w:r>
-      <w:r>
-        <w:rPr>
-          <w:rFonts w:ascii="Arial" w:hAnsi="Arial"/>
-          <w:b/>
-          <w:color w:val="1A1A2D"/>
-          <w:spacing w:val="-2"/>
-          <w:sz w:val="20"/>
-        </w:rPr>
-        <w:t xml:space="preserve"> </w:t>
-      </w:r>
-      <w:r>
-        <w:rPr>
-          <w:rFonts w:ascii="Arial" w:hAnsi="Arial"/>
-          <w:b/>
-          <w:color w:val="1A1A2D"/>
-          <w:sz w:val="20"/>
-        </w:rPr>
-        <w:t>debugging.</w:t>
-      </w:r>
-      <w:r>
-        <w:rPr>
-          <w:rFonts w:ascii="Arial" w:hAnsi="Arial"/>
-          <w:b/>
-          <w:color w:val="1A1A2D"/>
-          <w:spacing w:val="-2"/>
-          <w:sz w:val="20"/>
-        </w:rPr>
-        <w:t xml:space="preserve"> </w:t>
-      </w:r>
-      <w:r>
-        <w:rPr>
-          <w:color w:val="1A1A2D"/>
-          <w:sz w:val="20"/>
-        </w:rPr>
-        <w:t>The</w:t>
-      </w:r>
-      <w:r>
-        <w:rPr>
-          <w:color w:val="1A1A2D"/>
-          <w:spacing w:val="-2"/>
-          <w:sz w:val="20"/>
-        </w:rPr>
-        <w:t xml:space="preserve"> </w:t>
-      </w:r>
-      <w:proofErr w:type="spellStart"/>
-      <w:r>
-        <w:rPr>
-          <w:color w:val="1A1A2D"/>
-          <w:sz w:val="20"/>
-        </w:rPr>
-        <w:t>FlattenConsecutive</w:t>
-      </w:r>
-      <w:proofErr w:type="spellEnd"/>
-      <w:r>
-        <w:rPr>
-          <w:color w:val="1A1A2D"/>
-          <w:spacing w:val="-2"/>
-          <w:sz w:val="20"/>
-        </w:rPr>
-        <w:t xml:space="preserve"> </w:t>
-      </w:r>
-      <w:r>
-        <w:rPr>
-          <w:color w:val="1A1A2D"/>
-          <w:sz w:val="20"/>
-        </w:rPr>
-        <w:t>layer</w:t>
-      </w:r>
-      <w:r>
-        <w:rPr>
-          <w:color w:val="1A1A2D"/>
-          <w:spacing w:val="-2"/>
-          <w:sz w:val="20"/>
-        </w:rPr>
-        <w:t xml:space="preserve"> </w:t>
-      </w:r>
-      <w:r>
-        <w:rPr>
-          <w:color w:val="1A1A2D"/>
-          <w:sz w:val="20"/>
-        </w:rPr>
-        <w:t>requires</w:t>
-      </w:r>
-      <w:r>
-        <w:rPr>
-          <w:color w:val="1A1A2D"/>
-          <w:spacing w:val="-2"/>
-          <w:sz w:val="20"/>
-        </w:rPr>
-        <w:t xml:space="preserve"> </w:t>
-      </w:r>
-      <w:r>
-        <w:rPr>
-          <w:color w:val="1A1A2D"/>
-          <w:sz w:val="20"/>
-        </w:rPr>
-        <w:t>careful</w:t>
-      </w:r>
-      <w:r>
-        <w:rPr>
-          <w:color w:val="1A1A2D"/>
-          <w:spacing w:val="-2"/>
-          <w:sz w:val="20"/>
-        </w:rPr>
-        <w:t xml:space="preserve"> </w:t>
-      </w:r>
-      <w:r>
-        <w:rPr>
-          <w:color w:val="1A1A2D"/>
-          <w:sz w:val="20"/>
-        </w:rPr>
-        <w:t>tracking</w:t>
-      </w:r>
-      <w:r>
-        <w:rPr>
-          <w:color w:val="1A1A2D"/>
-          <w:spacing w:val="-2"/>
-          <w:sz w:val="20"/>
-        </w:rPr>
-        <w:t xml:space="preserve"> </w:t>
-      </w:r>
-      <w:r>
-        <w:rPr>
-          <w:color w:val="1A1A2D"/>
-          <w:sz w:val="20"/>
-        </w:rPr>
-        <w:t>of</w:t>
-      </w:r>
-      <w:r>
-        <w:rPr>
-          <w:color w:val="1A1A2D"/>
-          <w:spacing w:val="-2"/>
-          <w:sz w:val="20"/>
-        </w:rPr>
-        <w:t xml:space="preserve"> </w:t>
-      </w:r>
-      <w:r>
-        <w:rPr>
-          <w:color w:val="1A1A2D"/>
-          <w:sz w:val="20"/>
-        </w:rPr>
-        <w:t>(B,</w:t>
-      </w:r>
-      <w:r>
-        <w:rPr>
-          <w:color w:val="1A1A2D"/>
-          <w:spacing w:val="-2"/>
-          <w:sz w:val="20"/>
-        </w:rPr>
-        <w:t xml:space="preserve"> </w:t>
-      </w:r>
-      <w:r>
-        <w:rPr>
-          <w:color w:val="1A1A2D"/>
-          <w:sz w:val="20"/>
-        </w:rPr>
-        <w:t>T,</w:t>
-      </w:r>
-      <w:r>
-        <w:rPr>
-          <w:color w:val="1A1A2D"/>
-          <w:spacing w:val="-2"/>
-          <w:sz w:val="20"/>
-        </w:rPr>
-        <w:t xml:space="preserve"> </w:t>
-      </w:r>
-      <w:r>
-        <w:rPr>
-          <w:color w:val="1A1A2D"/>
-          <w:sz w:val="20"/>
-        </w:rPr>
-        <w:t xml:space="preserve">C) dimensions through the hierarchical stages. Forgetting to squeeze the time dimension after the final </w:t>
-      </w:r>
-      <w:proofErr w:type="gramStart"/>
-      <w:r>
-        <w:rPr>
-          <w:color w:val="1A1A2D"/>
-          <w:sz w:val="20"/>
-        </w:rPr>
-        <w:t>merge</w:t>
-      </w:r>
-      <w:proofErr w:type="gramEnd"/>
-      <w:r>
-        <w:rPr>
-          <w:color w:val="1A1A2D"/>
-          <w:sz w:val="20"/>
-        </w:rPr>
-        <w:t xml:space="preserve"> caused shape mismatches in the output layer.</w:t>
+          <w:szCs w:val="20"/>
+        </w:rPr>
+        <w:t>The FlattenConsecutive layer requires careful tracking of (B, T, C) dimensions through the hierarchical stages. Forgetting to squeeze the time dimension after the final merge caused shape mismatches in the output layer.</w:t>
       </w:r>
     </w:p>
     <w:p>
@@ -7556,7 +8397,7 @@
         <w:pStyle w:val="ListParagraph"/>
         <w:numPr>
           <w:ilvl w:val="2"/>
-          <w:numId w:val="1"/>
+          <w:numId w:val="2"/>
         </w:numPr>
         <w:tabs>
           <w:tab w:val="left" w:pos="774"/>
@@ -7565,98 +8406,27 @@
         <w:ind w:firstLine="0"/>
         <w:rPr>
           <w:sz w:val="20"/>
-        </w:rPr>
-      </w:pPr>
-      <w:proofErr w:type="spellStart"/>
+          <w:szCs w:val="20"/>
+        </w:rPr>
+      </w:pPr>
       <w:r>
         <w:rPr>
           <w:rFonts w:ascii="Arial" w:hAnsi="Arial"/>
           <w:b/>
+          <w:bCs/>
           <w:color w:val="1A1A2D"/>
           <w:sz w:val="20"/>
-        </w:rPr>
-        <w:t>BatchNorm</w:t>
-      </w:r>
-      <w:proofErr w:type="spellEnd"/>
-      <w:r>
-        <w:rPr>
-          <w:rFonts w:ascii="Arial" w:hAnsi="Arial"/>
-          <w:b/>
+          <w:szCs w:val="20"/>
+        </w:rPr>
+        <w:t xml:space="preserve">BatchNorm in 3-D. </w:t>
+      </w:r>
+      <w:r>
+        <w:rPr>
           <w:color w:val="1A1A2D"/>
           <w:sz w:val="20"/>
-        </w:rPr>
-        <w:t xml:space="preserve"> in 3-D. </w:t>
-      </w:r>
-      <w:r>
-        <w:rPr>
-          <w:color w:val="1A1A2D"/>
-          <w:sz w:val="20"/>
-        </w:rPr>
-        <w:t xml:space="preserve">The Part 3 BatchNorm1d class was written for 2-D inputs only. Extending it to </w:t>
-      </w:r>
-      <w:proofErr w:type="spellStart"/>
-      <w:r>
-        <w:rPr>
-          <w:color w:val="1A1A2D"/>
-          <w:sz w:val="20"/>
-        </w:rPr>
-        <w:t>normalise</w:t>
-      </w:r>
-      <w:proofErr w:type="spellEnd"/>
-      <w:r>
-        <w:rPr>
-          <w:color w:val="1A1A2D"/>
-          <w:sz w:val="20"/>
-        </w:rPr>
-        <w:t xml:space="preserve"> over both the batch and time axes for 3-D tensors required updating the </w:t>
-      </w:r>
-      <w:proofErr w:type="spellStart"/>
-      <w:r>
-        <w:rPr>
-          <w:color w:val="1A1A2D"/>
-          <w:sz w:val="20"/>
-        </w:rPr>
-        <w:t>normalisation</w:t>
-      </w:r>
-      <w:proofErr w:type="spellEnd"/>
-      <w:r>
-        <w:rPr>
-          <w:color w:val="1A1A2D"/>
-          <w:sz w:val="20"/>
-        </w:rPr>
-        <w:t xml:space="preserve"> axis from dim=0 to dim</w:t>
-      </w:r>
-      <w:proofErr w:type="gramStart"/>
-      <w:r>
-        <w:rPr>
-          <w:color w:val="1A1A2D"/>
-          <w:sz w:val="20"/>
-        </w:rPr>
-        <w:t>=(</w:t>
-      </w:r>
-      <w:proofErr w:type="gramEnd"/>
-      <w:r>
-        <w:rPr>
-          <w:color w:val="1A1A2D"/>
-          <w:sz w:val="20"/>
-        </w:rPr>
-        <w:t xml:space="preserve">0,1), and ensuring the running buffer update used the correct </w:t>
-      </w:r>
-      <w:proofErr w:type="spellStart"/>
-      <w:r>
-        <w:rPr>
-          <w:color w:val="1A1A2D"/>
-          <w:sz w:val="20"/>
-        </w:rPr>
-        <w:t>keepdim</w:t>
-      </w:r>
-      <w:proofErr w:type="spellEnd"/>
-      <w:r>
-        <w:rPr>
-          <w:color w:val="1A1A2D"/>
-          <w:sz w:val="20"/>
-        </w:rPr>
-        <w:t xml:space="preserve"> semantics.</w:t>
+          <w:szCs w:val="20"/>
+        </w:rPr>
+        <w:t>The Part 3 BatchNorm1d class was written for 2-D inputs only. Extending it to normalise over both the batch and time axes for 3-D tensors required updating the normalisation axis from dim=0 to dim=(0,1), and ensuring the running buffer update used the correct keepdim semantics.</w:t>
       </w:r>
     </w:p>
     <w:p>
@@ -7664,7 +8434,7 @@
         <w:pStyle w:val="ListParagraph"/>
         <w:numPr>
           <w:ilvl w:val="2"/>
-          <w:numId w:val="1"/>
+          <w:numId w:val="2"/>
         </w:numPr>
         <w:tabs>
           <w:tab w:val="left" w:pos="820"/>
@@ -7673,14 +8443,17 @@
         <w:ind w:firstLine="0"/>
         <w:rPr>
           <w:sz w:val="20"/>
+          <w:szCs w:val="20"/>
         </w:rPr>
       </w:pPr>
       <w:r>
         <w:rPr>
           <w:rFonts w:ascii="Arial" w:hAnsi="Arial"/>
           <w:b/>
+          <w:bCs/>
           <w:color w:val="1A1A2D"/>
           <w:sz w:val="20"/>
+          <w:szCs w:val="20"/>
         </w:rPr>
         <w:t xml:space="preserve">Manual embedding gradient. </w:t>
       </w:r>
@@ -7688,6 +8461,7 @@
         <w:rPr>
           <w:color w:val="1A1A2D"/>
           <w:sz w:val="20"/>
+          <w:szCs w:val="20"/>
         </w:rPr>
         <w:t>The scatter-add operation for the embedding table gradient (Part 4) requires iterating over the batch and context positions to accumulate gradients at the correct token indices — easy to get wrong with naive indexing.</w:t>
       </w:r>
@@ -7697,7 +8471,7 @@
         <w:pStyle w:val="ListParagraph"/>
         <w:numPr>
           <w:ilvl w:val="2"/>
-          <w:numId w:val="1"/>
+          <w:numId w:val="2"/>
         </w:numPr>
         <w:tabs>
           <w:tab w:val="left" w:pos="919"/>
@@ -7706,14 +8480,17 @@
         <w:ind w:firstLine="0"/>
         <w:rPr>
           <w:sz w:val="20"/>
+          <w:szCs w:val="20"/>
         </w:rPr>
       </w:pPr>
       <w:r>
         <w:rPr>
           <w:rFonts w:ascii="Arial" w:hAnsi="Arial"/>
           <w:b/>
+          <w:bCs/>
           <w:color w:val="1A1A2D"/>
           <w:sz w:val="20"/>
+          <w:szCs w:val="20"/>
         </w:rPr>
         <w:t xml:space="preserve">Training time. </w:t>
       </w:r>
@@ -7721,25 +8498,36 @@
         <w:rPr>
           <w:color w:val="1A1A2D"/>
           <w:sz w:val="20"/>
-        </w:rPr>
-        <w:t xml:space="preserve">200,000 steps at batch size 32 takes several minutes without GPU acceleration. We used Google </w:t>
-      </w:r>
-      <w:proofErr w:type="spellStart"/>
-      <w:r>
+          <w:szCs w:val="20"/>
+        </w:rPr>
+        <w:t>200,000 steps at batch size 32 takes several minutes without GPU acceleration. We used Google Colab for Parts 4 and 5 to reduce iteration time.</w:t>
+      </w:r>
+    </w:p>
+    <w:p>
+      <w:pPr>
+        <w:tabs>
+          <w:tab w:val="left" w:pos="811"/>
+        </w:tabs>
+        <w:spacing w:before="57" w:line="292" w:lineRule="auto"/>
         <w:rPr>
           <w:color w:val="1A1A2D"/>
           <w:sz w:val="20"/>
-        </w:rPr>
-        <w:t>Colab</w:t>
-      </w:r>
-      <w:proofErr w:type="spellEnd"/>
-      <w:r>
-        <w:rPr>
-          <w:color w:val="1A1A2D"/>
-          <w:sz w:val="20"/>
-        </w:rPr>
-        <w:t xml:space="preserve"> for Parts 4 and 5 to reduce iteration time.</w:t>
-      </w:r>
+          <w:szCs w:val="20"/>
+        </w:rPr>
+        <w:sectPr>
+          <w:pgSz w:w="12240" w:h="15840"/>
+          <w:pgMar w:top="1540" w:right="1440" w:bottom="280" w:left="1440" w:header="720" w:footer="720" w:gutter="0"/>
+          <w:cols w:space="720"/>
+        </w:sectPr>
+      </w:pPr>
+    </w:p>
+    <w:p>
+      <w:pPr>
+        <w:pStyle w:val="BodyText"/>
+        <w:spacing w:before="149"/>
+        <w:ind w:left="0"/>
+        <w:jc w:val="left"/>
+      </w:pPr>
     </w:p>
     <w:p>
       <w:pPr>
@@ -7755,28 +8543,15 @@
           <w:spacing w:val="72"/>
           <w:shd w:val="clear" w:color="auto" w:fill="494D9A"/>
         </w:rPr>
-        <w:t xml:space="preserve"> </w:t>
-      </w:r>
-      <w:r>
-        <w:rPr>
-          <w:color w:val="FFFFFF"/>
-          <w:shd w:val="clear" w:color="auto" w:fill="494D9A"/>
-        </w:rPr>
-        <w:t xml:space="preserve">5. Group </w:t>
-      </w:r>
-      <w:r>
-        <w:rPr>
-          <w:color w:val="FFFFFF"/>
-          <w:spacing w:val="-2"/>
-          <w:shd w:val="clear" w:color="auto" w:fill="494D9A"/>
-        </w:rPr>
-        <w:t>Contributions</w:t>
-      </w:r>
-      <w:r>
-        <w:rPr>
-          <w:color w:val="FFFFFF"/>
-          <w:shd w:val="clear" w:color="auto" w:fill="494D9A"/>
-        </w:rPr>
+        <w:t xml:space="preserve"> 6</w:t>
+      </w:r>
+      <w:r>
+        <w:rPr>
+          <w:color w:val="FFFFFF" w:themeColor="background1"/>
+        </w:rPr>
+        <w:t>. Group Contributions</w:t>
+      </w:r>
+      <w:r>
         <w:tab/>
       </w:r>
     </w:p>
@@ -8115,6 +8890,20 @@
               </w:rPr>
               <w:t>analysis</w:t>
             </w:r>
+            <w:r>
+              <w:rPr>
+                <w:spacing w:val="-2"/>
+                <w:sz w:val="19"/>
+              </w:rPr>
+              <w:t xml:space="preserve">, </w:t>
+            </w:r>
+            <w:r>
+              <w:rPr>
+                <w:spacing w:val="-2"/>
+                <w:sz w:val="19"/>
+              </w:rPr>
+              <w:t>slides</w:t>
+            </w:r>
           </w:p>
         </w:tc>
       </w:tr>
@@ -8194,18 +8983,33 @@
                 <w:sz w:val="19"/>
               </w:rPr>
             </w:pPr>
+            <w:proofErr w:type="spellStart"/>
             <w:r>
               <w:rPr>
                 <w:sz w:val="19"/>
               </w:rPr>
-              <w:t xml:space="preserve">Hierarchical architecture, report, </w:t>
-            </w:r>
-            <w:r>
-              <w:rPr>
-                <w:spacing w:val="-2"/>
+              <w:t>MLflow</w:t>
+            </w:r>
+            <w:proofErr w:type="spellEnd"/>
+            <w:r>
+              <w:rPr>
                 <w:sz w:val="19"/>
               </w:rPr>
-              <w:t>slides</w:t>
+              <w:t xml:space="preserve"> implementation, Parameter </w:t>
+            </w:r>
+            <w:proofErr w:type="spellStart"/>
+            <w:r>
+              <w:rPr>
+                <w:sz w:val="19"/>
+              </w:rPr>
+              <w:t>experimnetation</w:t>
+            </w:r>
+            <w:proofErr w:type="spellEnd"/>
+            <w:r>
+              <w:rPr>
+                <w:sz w:val="19"/>
+              </w:rPr>
+              <w:t xml:space="preserve">, report, </w:t>
             </w:r>
           </w:p>
         </w:tc>
@@ -8245,28 +9049,15 @@
           <w:spacing w:val="72"/>
           <w:shd w:val="clear" w:color="auto" w:fill="494D9A"/>
         </w:rPr>
-        <w:t xml:space="preserve"> </w:t>
-      </w:r>
-      <w:r>
-        <w:rPr>
-          <w:color w:val="FFFFFF"/>
-          <w:shd w:val="clear" w:color="auto" w:fill="494D9A"/>
-        </w:rPr>
-        <w:t xml:space="preserve">6. </w:t>
-      </w:r>
-      <w:r>
-        <w:rPr>
-          <w:color w:val="FFFFFF"/>
-          <w:spacing w:val="-2"/>
-          <w:shd w:val="clear" w:color="auto" w:fill="494D9A"/>
-        </w:rPr>
-        <w:t>Conclusion</w:t>
-      </w:r>
-      <w:r>
-        <w:rPr>
-          <w:color w:val="FFFFFF"/>
-          <w:shd w:val="clear" w:color="auto" w:fill="494D9A"/>
-        </w:rPr>
+        <w:t xml:space="preserve"> 7</w:t>
+      </w:r>
+      <w:r>
+        <w:rPr>
+          <w:color w:val="FFFFFF" w:themeColor="background1"/>
+        </w:rPr>
+        <w:t>. Conclusion</w:t>
+      </w:r>
+      <w:r>
         <w:tab/>
       </w:r>
     </w:p>
@@ -8341,14 +9132,12 @@
         </w:rPr>
         <w:t xml:space="preserve"> </w:t>
       </w:r>
-      <w:proofErr w:type="gramStart"/>
       <w:r>
         <w:rPr>
           <w:color w:val="1A1A2D"/>
         </w:rPr>
         <w:t>notebooks</w:t>
       </w:r>
-      <w:proofErr w:type="gramEnd"/>
       <w:r>
         <w:rPr>
           <w:color w:val="1A1A2D"/>
@@ -8491,21 +9280,7 @@
         <w:rPr>
           <w:color w:val="1A1A2D"/>
         </w:rPr>
-        <w:t xml:space="preserve">The most impactful single change was the move from a flat context window to a hierarchical </w:t>
-      </w:r>
-      <w:proofErr w:type="gramStart"/>
-      <w:r>
-        <w:rPr>
-          <w:color w:val="1A1A2D"/>
-        </w:rPr>
-        <w:t>merge</w:t>
-      </w:r>
-      <w:proofErr w:type="gramEnd"/>
-      <w:r>
-        <w:rPr>
-          <w:color w:val="1A1A2D"/>
-        </w:rPr>
-        <w:t xml:space="preserve"> structure in Part 5 — a design principle that </w:t>
+        <w:t xml:space="preserve">The most impactful single change was the move from a flat context window to a hierarchical merge structure in Part 5 — a design principle that </w:t>
       </w:r>
       <w:proofErr w:type="spellStart"/>
       <w:r>
@@ -8633,7 +9408,7 @@
           </mc:Choice>
           <mc:Fallback>
             <w:pict>
-              <v:group w14:anchorId="7E959B05" id="Group 3" o:spid="_x0000_s1026" style="width:441.6pt;height:.5pt;mso-position-horizontal-relative:char;mso-position-vertical-relative:line" coordsize="56083,63" o:gfxdata="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">
+              <v:group w14:anchorId="5D901279" id="Group 3" o:spid="_x0000_s1026" style="width:441.6pt;height:.5pt;mso-position-horizontal-relative:char;mso-position-vertical-relative:line" coordsize="56083,63" o:gfxdata="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">
                 <v:shape id="Graphic 4" o:spid="_x0000_s1027" style="position:absolute;top:31;width:56083;height:13;visibility:visible;mso-wrap-style:square;v-text-anchor:top" coordsize="5608320,1270" o:gfxdata="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" path="m,l5608320,e" filled="f" strokecolor="#ccd" strokeweight=".5pt">
                   <v:path arrowok="t"/>
                 </v:shape>
@@ -8648,63 +9423,40 @@
       <w:pPr>
         <w:spacing w:before="160" w:line="367" w:lineRule="auto"/>
         <w:ind w:left="264"/>
-        <w:rPr>
-          <w:sz w:val="17"/>
-        </w:rPr>
       </w:pPr>
       <w:r>
         <w:rPr>
           <w:color w:val="6B6B89"/>
           <w:sz w:val="17"/>
-        </w:rPr>
-        <w:t xml:space="preserve">References: Bengio et al. (2003), A Neural Probabilistic Language Model. van den Oord et al. (2016), </w:t>
-      </w:r>
-      <w:proofErr w:type="spellStart"/>
-      <w:r>
-        <w:rPr>
-          <w:color w:val="6B6B89"/>
+          <w:szCs w:val="17"/>
+        </w:rPr>
+        <w:t xml:space="preserve">References: </w:t>
+      </w:r>
+    </w:p>
+    <w:p>
+      <w:pPr>
+        <w:spacing w:before="160" w:line="367" w:lineRule="auto"/>
+        <w:ind w:left="264"/>
+      </w:pPr>
+      <w:r>
+        <w:rPr>
           <w:sz w:val="17"/>
-        </w:rPr>
-        <w:t>WaveNet</w:t>
-      </w:r>
-      <w:proofErr w:type="spellEnd"/>
-      <w:r>
-        <w:rPr>
-          <w:color w:val="6B6B89"/>
+          <w:szCs w:val="17"/>
+        </w:rPr>
+        <w:t>Bengio, Y., Ducharme, R., Vincent, P., &amp; Jauvin, C. (2003). A Neural Probabilistic Language Model. Journal of Machine Learning Research, 3, 11371155.</w:t>
+      </w:r>
+    </w:p>
+    <w:p>
+      <w:pPr>
+        <w:spacing w:before="160" w:line="367" w:lineRule="auto"/>
+        <w:ind w:left="264"/>
+      </w:pPr>
+      <w:r>
+        <w:rPr>
           <w:sz w:val="17"/>
-        </w:rPr>
-        <w:t>: A</w:t>
-      </w:r>
-      <w:r>
-        <w:rPr>
-          <w:color w:val="6B6B89"/>
-          <w:spacing w:val="80"/>
-          <w:sz w:val="17"/>
-        </w:rPr>
-        <w:t xml:space="preserve"> </w:t>
-      </w:r>
-      <w:r>
-        <w:rPr>
-          <w:color w:val="6B6B89"/>
-          <w:sz w:val="17"/>
-        </w:rPr>
-        <w:t xml:space="preserve">Generative Model for Raw Audio. Karpathy, A. (2022), </w:t>
-      </w:r>
-      <w:proofErr w:type="spellStart"/>
-      <w:r>
-        <w:rPr>
-          <w:color w:val="6B6B89"/>
-          <w:sz w:val="17"/>
-        </w:rPr>
-        <w:t>makemore</w:t>
-      </w:r>
-      <w:proofErr w:type="spellEnd"/>
-      <w:r>
-        <w:rPr>
-          <w:color w:val="6B6B89"/>
-          <w:sz w:val="17"/>
-        </w:rPr>
-        <w:t xml:space="preserve"> — YouTube series.</w:t>
+          <w:szCs w:val="17"/>
+        </w:rPr>
+        <w:t>Karpathy, A. (2022). makemore. YouTube series. https://github.com/karpathy/makemore=()=&gt;=()=&gt;</w:t>
       </w:r>
     </w:p>
     <w:sectPr>
@@ -8717,7 +9469,7 @@
 </file>
 
 <file path=word/numbering.xml><?xml version="1.0" encoding="utf-8"?>
-<w:numbering xmlns:wpc="http://schemas.microsoft.com/office/word/2010/wordprocessingCanvas" xmlns:cx="http://schemas.microsoft.com/office/drawing/2014/chartex" xmlns:cx1="http://schemas.microsoft.com/office/drawing/2015/9/8/chartex" xmlns:cx2="http://schemas.microsoft.com/office/drawing/2015/10/21/chartex" xmlns:cx3="http://schemas.microsoft.com/office/drawing/2016/5/9/chartex" xmlns:cx4="http://schemas.microsoft.com/office/drawing/2016/5/10/chartex" xmlns:cx5="http://schemas.microsoft.com/office/drawing/2016/5/11/chartex" xmlns:cx6="http://schemas.microsoft.com/office/drawing/2016/5/12/chartex" xmlns:cx7="http://schemas.microsoft.com/office/drawing/2016/5/13/chartex" xmlns:cx8="http://schemas.microsoft.com/office/drawing/2016/5/14/chartex" xmlns:mc="http://schemas.openxmlformats.org/markup-compatibility/2006" xmlns:aink="http://schemas.microsoft.com/office/drawing/2016/ink" xmlns:am3d="http://schemas.microsoft.com/office/drawing/2017/model3d" xmlns:o="urn:schemas-microsoft-com:office:office" xmlns:oel="http://schemas.microsoft.com/office/2019/extlst" xmlns:r="http://schemas.openxmlformats.org/officeDocument/2006/relationships" xmlns:m="http://schemas.openxmlformats.org/officeDocument/2006/math" xmlns:v="urn:schemas-microsoft-com:vml" xmlns:wp14="http://schemas.microsoft.com/office/word/2010/wordprocessingDrawing" xmlns:wp="http://schemas.openxmlformats.org/drawingml/2006/wordprocessingDrawing" xmlns:w10="urn:schemas-microsoft-com:office:word" xmlns:w="http://schemas.openxmlformats.org/wordprocessingml/2006/main" xmlns:w14="http://schemas.microsoft.com/office/word/2010/wordml" xmlns:w15="http://schemas.microsoft.com/office/word/2012/wordml" xmlns:w16cex="http://schemas.microsoft.com/office/word/2018/wordml/cex" xmlns:w16cid="http://schemas.microsoft.com/office/word/2016/wordml/cid" xmlns:w16="http://schemas.microsoft.com/office/word/2018/wordml" xmlns:w16du="http://schemas.microsoft.com/office/word/2023/wordml/word16du" xmlns:w16sdtdh="http://schemas.microsoft.com/office/word/2020/wordml/sdtdatahash" xmlns:w16sdtfl="http://schemas.microsoft.com/office/word/2024/wordml/sdtformatlock" xmlns:w16se="http://schemas.microsoft.com/office/word/2015/wordml/symex" xmlns:wpg="http://schemas.microsoft.com/office/word/2010/wordprocessingGroup" xmlns:wpi="http://schemas.microsoft.com/office/word/2010/wordprocessingInk" xmlns:wne="http://schemas.microsoft.com/office/word/2006/wordml" xmlns:wps="http://schemas.microsoft.com/office/word/2010/wordprocessingShape" mc:Ignorable="w14 w15 w16se w16cid w16 w16cex w16sdtdh w16sdtfl w16du wp14">
+<w:numbering xmlns:wpc="http://schemas.microsoft.com/office/word/2010/wordprocessingCanvas" xmlns:cx="http://schemas.microsoft.com/office/drawing/2014/chartex" xmlns:cx1="http://schemas.microsoft.com/office/drawing/2015/9/8/chartex" xmlns:cx2="http://schemas.microsoft.com/office/drawing/2015/10/21/chartex" xmlns:cx3="http://schemas.microsoft.com/office/drawing/2016/5/9/chartex" xmlns:cx4="http://schemas.microsoft.com/office/drawing/2016/5/10/chartex" xmlns:cx5="http://schemas.microsoft.com/office/drawing/2016/5/11/chartex" xmlns:cx6="http://schemas.microsoft.com/office/drawing/2016/5/12/chartex" xmlns:cx7="http://schemas.microsoft.com/office/drawing/2016/5/13/chartex" xmlns:cx8="http://schemas.microsoft.com/office/drawing/2016/5/14/chartex" xmlns:mc="http://schemas.openxmlformats.org/markup-compatibility/2006" xmlns:aink="http://schemas.microsoft.com/office/drawing/2016/ink" xmlns:am3d="http://schemas.microsoft.com/office/drawing/2017/model3d" xmlns:o="urn:schemas-microsoft-com:office:office" xmlns:r="http://schemas.openxmlformats.org/officeDocument/2006/relationships" xmlns:m="http://schemas.openxmlformats.org/officeDocument/2006/math" xmlns:v="urn:schemas-microsoft-com:vml" xmlns:wp14="http://schemas.microsoft.com/office/word/2010/wordprocessingDrawing" xmlns:wp="http://schemas.openxmlformats.org/drawingml/2006/wordprocessingDrawing" xmlns:w10="urn:schemas-microsoft-com:office:word" xmlns:w="http://schemas.openxmlformats.org/wordprocessingml/2006/main" xmlns:w14="http://schemas.microsoft.com/office/word/2010/wordml" xmlns:w15="http://schemas.microsoft.com/office/word/2012/wordml" xmlns:w16cex="http://schemas.microsoft.com/office/word/2018/wordml/cex" xmlns:w16cid="http://schemas.microsoft.com/office/word/2016/wordml/cid" xmlns:w16="http://schemas.microsoft.com/office/word/2018/wordml" xmlns:w16sdtdh="http://schemas.microsoft.com/office/word/2020/wordml/sdtdatahash" xmlns:w16se="http://schemas.microsoft.com/office/word/2015/wordml/symex" xmlns:wpg="http://schemas.microsoft.com/office/word/2010/wordprocessingGroup" xmlns:wpi="http://schemas.microsoft.com/office/word/2010/wordprocessingInk" xmlns:wne="http://schemas.microsoft.com/office/word/2006/wordml" xmlns:wps="http://schemas.microsoft.com/office/word/2010/wordprocessingShape" mc:Ignorable="w14 w15 w16se w16cid w16 w16cex w16sdtdh wp14">
   <w:abstractNum w:abstractNumId="0" w15:restartNumberingAfterBreak="0">
     <w:nsid w:val="0C93079A"/>
     <w:multiLevelType w:val="multilevel"/>
@@ -8729,7 +9481,6 @@
       <w:lvlJc w:val="left"/>
       <w:pPr>
         <w:ind w:left="630" w:hanging="367"/>
-        <w:jc w:val="left"/>
       </w:pPr>
       <w:rPr>
         <w:rFonts w:hint="default"/>
@@ -8743,7 +9494,6 @@
       <w:lvlJc w:val="left"/>
       <w:pPr>
         <w:ind w:left="630" w:hanging="367"/>
-        <w:jc w:val="left"/>
       </w:pPr>
       <w:rPr>
         <w:rFonts w:ascii="Arial" w:eastAsia="Arial" w:hAnsi="Arial" w:cs="Arial" w:hint="default"/>
@@ -8845,6 +9595,92 @@
     </w:lvl>
   </w:abstractNum>
   <w:abstractNum w:abstractNumId="1" w15:restartNumberingAfterBreak="0">
+    <w:nsid w:val="7D114BA7"/>
+    <w:multiLevelType w:val="hybridMultilevel"/>
+    <w:tmpl w:val="FFFFFFFF"/>
+    <w:lvl w:ilvl="0" w:tplc="CA9A24B8">
+      <w:start w:val="1"/>
+      <w:numFmt w:val="decimal"/>
+      <w:lvlText w:val="%1."/>
+      <w:lvlJc w:val="left"/>
+      <w:pPr>
+        <w:ind w:left="720" w:hanging="360"/>
+      </w:pPr>
+    </w:lvl>
+    <w:lvl w:ilvl="1" w:tplc="1FD0C232">
+      <w:start w:val="1"/>
+      <w:numFmt w:val="decimal"/>
+      <w:lvlText w:val="%2.3"/>
+      <w:lvlJc w:val="left"/>
+      <w:pPr>
+        <w:ind w:left="1440" w:hanging="360"/>
+      </w:pPr>
+    </w:lvl>
+    <w:lvl w:ilvl="2" w:tplc="6A12A492">
+      <w:start w:val="1"/>
+      <w:numFmt w:val="lowerRoman"/>
+      <w:lvlText w:val="%3."/>
+      <w:lvlJc w:val="right"/>
+      <w:pPr>
+        <w:ind w:left="2160" w:hanging="180"/>
+      </w:pPr>
+    </w:lvl>
+    <w:lvl w:ilvl="3" w:tplc="06789D4C">
+      <w:start w:val="1"/>
+      <w:numFmt w:val="decimal"/>
+      <w:lvlText w:val="%4."/>
+      <w:lvlJc w:val="left"/>
+      <w:pPr>
+        <w:ind w:left="2880" w:hanging="360"/>
+      </w:pPr>
+    </w:lvl>
+    <w:lvl w:ilvl="4" w:tplc="133C5CC2">
+      <w:start w:val="1"/>
+      <w:numFmt w:val="lowerLetter"/>
+      <w:lvlText w:val="%5."/>
+      <w:lvlJc w:val="left"/>
+      <w:pPr>
+        <w:ind w:left="3600" w:hanging="360"/>
+      </w:pPr>
+    </w:lvl>
+    <w:lvl w:ilvl="5" w:tplc="E18074F8">
+      <w:start w:val="1"/>
+      <w:numFmt w:val="lowerRoman"/>
+      <w:lvlText w:val="%6."/>
+      <w:lvlJc w:val="right"/>
+      <w:pPr>
+        <w:ind w:left="4320" w:hanging="180"/>
+      </w:pPr>
+    </w:lvl>
+    <w:lvl w:ilvl="6" w:tplc="D2022464">
+      <w:start w:val="1"/>
+      <w:numFmt w:val="decimal"/>
+      <w:lvlText w:val="%7."/>
+      <w:lvlJc w:val="left"/>
+      <w:pPr>
+        <w:ind w:left="5040" w:hanging="360"/>
+      </w:pPr>
+    </w:lvl>
+    <w:lvl w:ilvl="7" w:tplc="580E64C8">
+      <w:start w:val="1"/>
+      <w:numFmt w:val="lowerLetter"/>
+      <w:lvlText w:val="%8."/>
+      <w:lvlJc w:val="left"/>
+      <w:pPr>
+        <w:ind w:left="5760" w:hanging="360"/>
+      </w:pPr>
+    </w:lvl>
+    <w:lvl w:ilvl="8" w:tplc="EA72A0C0">
+      <w:start w:val="1"/>
+      <w:numFmt w:val="lowerRoman"/>
+      <w:lvlText w:val="%9."/>
+      <w:lvlJc w:val="right"/>
+      <w:pPr>
+        <w:ind w:left="6480" w:hanging="180"/>
+      </w:pPr>
+    </w:lvl>
+  </w:abstractNum>
+  <w:abstractNum w:abstractNumId="2" w15:restartNumberingAfterBreak="0">
     <w:nsid w:val="7ED76199"/>
     <w:multiLevelType w:val="multilevel"/>
     <w:tmpl w:val="DD1647A8"/>
@@ -8855,7 +9691,6 @@
       <w:lvlJc w:val="left"/>
       <w:pPr>
         <w:ind w:left="630" w:hanging="367"/>
-        <w:jc w:val="left"/>
       </w:pPr>
       <w:rPr>
         <w:rFonts w:hint="default"/>
@@ -8869,7 +9704,6 @@
       <w:lvlJc w:val="left"/>
       <w:pPr>
         <w:ind w:left="630" w:hanging="367"/>
-        <w:jc w:val="left"/>
       </w:pPr>
       <w:rPr>
         <w:rFonts w:ascii="Arial" w:eastAsia="Arial" w:hAnsi="Arial" w:cs="Arial" w:hint="default"/>
@@ -8979,17 +9813,20 @@
       </w:rPr>
     </w:lvl>
   </w:abstractNum>
-  <w:num w:numId="1" w16cid:durableId="1027563152">
+  <w:num w:numId="1">
     <w:abstractNumId w:val="1"/>
   </w:num>
-  <w:num w:numId="2" w16cid:durableId="1518229827">
+  <w:num w:numId="2">
+    <w:abstractNumId w:val="2"/>
+  </w:num>
+  <w:num w:numId="3">
     <w:abstractNumId w:val="0"/>
   </w:num>
 </w:numbering>
 </file>
 
 <file path=word/styles.xml><?xml version="1.0" encoding="utf-8"?>
-<w:styles xmlns:mc="http://schemas.openxmlformats.org/markup-compatibility/2006" xmlns:r="http://schemas.openxmlformats.org/officeDocument/2006/relationships" xmlns:w="http://schemas.openxmlformats.org/wordprocessingml/2006/main" xmlns:w14="http://schemas.microsoft.com/office/word/2010/wordml" xmlns:w15="http://schemas.microsoft.com/office/word/2012/wordml" xmlns:w16cex="http://schemas.microsoft.com/office/word/2018/wordml/cex" xmlns:w16cid="http://schemas.microsoft.com/office/word/2016/wordml/cid" xmlns:w16="http://schemas.microsoft.com/office/word/2018/wordml" xmlns:w16du="http://schemas.microsoft.com/office/word/2023/wordml/word16du" xmlns:w16sdtdh="http://schemas.microsoft.com/office/word/2020/wordml/sdtdatahash" xmlns:w16sdtfl="http://schemas.microsoft.com/office/word/2024/wordml/sdtformatlock" xmlns:w16se="http://schemas.microsoft.com/office/word/2015/wordml/symex" mc:Ignorable="w14 w15 w16se w16cid w16 w16cex w16sdtdh w16sdtfl w16du">
+<w:styles xmlns:mc="http://schemas.openxmlformats.org/markup-compatibility/2006" xmlns:r="http://schemas.openxmlformats.org/officeDocument/2006/relationships" xmlns:w="http://schemas.openxmlformats.org/wordprocessingml/2006/main" xmlns:w14="http://schemas.microsoft.com/office/word/2010/wordml" xmlns:w15="http://schemas.microsoft.com/office/word/2012/wordml" xmlns:w16cex="http://schemas.microsoft.com/office/word/2018/wordml/cex" xmlns:w16cid="http://schemas.microsoft.com/office/word/2016/wordml/cid" xmlns:w16="http://schemas.microsoft.com/office/word/2018/wordml" xmlns:w16sdtdh="http://schemas.microsoft.com/office/word/2020/wordml/sdtdatahash" xmlns:w16se="http://schemas.microsoft.com/office/word/2015/wordml/symex" mc:Ignorable="w14 w15 w16se w16cid w16 w16cex w16sdtdh">
   <w:docDefaults>
     <w:rPrDefault>
       <w:rPr>
@@ -9412,6 +10249,7 @@
   <w:style w:type="paragraph" w:styleId="Heading2">
     <w:name w:val="heading 2"/>
     <w:basedOn w:val="Normal"/>
+    <w:link w:val="Heading2Char"/>
     <w:uiPriority w:val="9"/>
     <w:unhideWhenUsed/>
     <w:qFormat/>
@@ -9504,6 +10342,45 @@
       <w:spacing w:before="106"/>
       <w:jc w:val="center"/>
     </w:pPr>
+  </w:style>
+  <w:style w:type="character" w:styleId="Hyperlink">
+    <w:name w:val="Hyperlink"/>
+    <w:basedOn w:val="DefaultParagraphFont"/>
+    <w:uiPriority w:val="99"/>
+    <w:unhideWhenUsed/>
+    <w:rsid w:val="4CF8B40C"/>
+    <w:rPr>
+      <w:color w:val="0000FF"/>
+      <w:u w:val="single"/>
+    </w:rPr>
+  </w:style>
+  <w:style w:type="table" w:styleId="TableGrid">
+    <w:name w:val="Table Grid"/>
+    <w:basedOn w:val="TableNormal"/>
+    <w:uiPriority w:val="59"/>
+    <w:rsid w:val="00FB4123"/>
+    <w:tblPr>
+      <w:tblBorders>
+        <w:top w:val="single" w:sz="4" w:space="0" w:color="000000" w:themeColor="text1"/>
+        <w:left w:val="single" w:sz="4" w:space="0" w:color="000000" w:themeColor="text1"/>
+        <w:bottom w:val="single" w:sz="4" w:space="0" w:color="000000" w:themeColor="text1"/>
+        <w:right w:val="single" w:sz="4" w:space="0" w:color="000000" w:themeColor="text1"/>
+        <w:insideH w:val="single" w:sz="4" w:space="0" w:color="000000" w:themeColor="text1"/>
+        <w:insideV w:val="single" w:sz="4" w:space="0" w:color="000000" w:themeColor="text1"/>
+      </w:tblBorders>
+    </w:tblPr>
+  </w:style>
+  <w:style w:type="character" w:customStyle="1" w:styleId="Heading2Char">
+    <w:name w:val="Heading 2 Char"/>
+    <w:basedOn w:val="DefaultParagraphFont"/>
+    <w:link w:val="Heading2"/>
+    <w:uiPriority w:val="9"/>
+    <w:rsid w:val="003A352E"/>
+    <w:rPr>
+      <w:rFonts w:ascii="Arial" w:eastAsia="Arial" w:hAnsi="Arial" w:cs="Arial"/>
+      <w:b/>
+      <w:bCs/>
+    </w:rPr>
   </w:style>
 </w:styles>
 </file>
